--- a/dokumenty/ISBN.docx
+++ b/dokumenty/ISBN.docx
@@ -1,47 +1,45 @@
 
 <file path=word/document.xml><?xml version="1.0" encoding="utf-8"?>
-<w:document xmlns:wpc="http://schemas.microsoft.com/office/word/2010/wordprocessingCanvas" xmlns:cx="http://schemas.microsoft.com/office/drawing/2014/chartex" xmlns:mc="http://schemas.openxmlformats.org/markup-compatibility/2006" xmlns:o="urn:schemas-microsoft-com:office:office" xmlns:r="http://schemas.openxmlformats.org/officeDocument/2006/relationships" xmlns:m="http://schemas.openxmlformats.org/officeDocument/2006/math" xmlns:v="urn:schemas-microsoft-com:vml" xmlns:wp14="http://schemas.microsoft.com/office/word/2010/wordprocessingDrawing" xmlns:wp="http://schemas.openxmlformats.org/drawingml/2006/wordprocessingDrawing" xmlns:w10="urn:schemas-microsoft-com:office:word" xmlns:w="http://schemas.openxmlformats.org/wordprocessingml/2006/main" xmlns:w14="http://schemas.microsoft.com/office/word/2010/wordml" xmlns:w15="http://schemas.microsoft.com/office/word/2012/wordml" xmlns:w16se="http://schemas.microsoft.com/office/word/2015/wordml/symex" xmlns:wpg="http://schemas.microsoft.com/office/word/2010/wordprocessingGroup" xmlns:wpi="http://schemas.microsoft.com/office/word/2010/wordprocessingInk" xmlns:wne="http://schemas.microsoft.com/office/word/2006/wordml" xmlns:wps="http://schemas.microsoft.com/office/word/2010/wordprocessingShape" mc:Ignorable="w14 w15 w16se wp14">
+<w:document xmlns:o="urn:schemas-microsoft-com:office:office" xmlns:r="http://schemas.openxmlformats.org/officeDocument/2006/relationships" xmlns:v="urn:schemas-microsoft-com:vml" xmlns:w="http://schemas.openxmlformats.org/wordprocessingml/2006/main" xmlns:w10="urn:schemas-microsoft-com:office:word" xmlns:wp="http://schemas.openxmlformats.org/drawingml/2006/wordprocessingDrawing" xmlns:wps="http://schemas.microsoft.com/office/word/2010/wordprocessingShape" xmlns:wpg="http://schemas.microsoft.com/office/word/2010/wordprocessingGroup" xmlns:mc="http://schemas.openxmlformats.org/markup-compatibility/2006" xmlns:wp14="http://schemas.microsoft.com/office/word/2010/wordprocessingDrawing" xmlns:w14="http://schemas.microsoft.com/office/word/2010/wordml" xmlns:w15="http://schemas.microsoft.com/office/word/2012/wordml" mc:Ignorable="w14 wp14 w15">
   <w:body>
     <w:p>
       <w:pPr>
         <w:pStyle w:val="Nadpis1"/>
-        <w:jc w:val="both"/>
+        <w:spacing w:before="240" w:after="0"/>
         <w:rPr>
-          <w:b/>
-          <w:bCs/>
-          <w:sz w:val="36"/>
-          <w:szCs w:val="36"/>
+          <w:color w:val="auto"/>
         </w:rPr>
       </w:pPr>
       <w:r>
         <w:rPr>
-          <w:b/>
-          <w:bCs/>
-          <w:sz w:val="36"/>
-          <w:szCs w:val="36"/>
+          <w:color w:val="auto"/>
         </w:rPr>
         <w:t>ISBN – Knihovní systém</w:t>
       </w:r>
     </w:p>
     <w:p>
       <w:pPr>
-        <w:jc w:val="both"/>
-      </w:pPr>
-    </w:p>
-    <w:p>
-      <w:pPr>
-        <w:pStyle w:val="Odstavecseseznamem"/>
+        <w:pStyle w:val="Normal"/>
+        <w:jc w:val="both"/>
+        <w:rPr/>
+      </w:pPr>
+      <w:r>
+        <w:rPr/>
+      </w:r>
+    </w:p>
+    <w:p>
+      <w:pPr>
+        <w:pStyle w:val="ListParagraph"/>
         <w:numPr>
           <w:ilvl w:val="0"/>
-          <w:numId w:val="5"/>
+          <w:numId w:val="4"/>
         </w:numPr>
         <w:jc w:val="both"/>
-      </w:pPr>
-      <w:r>
-        <w:t>Úkolem bude vytvořit</w:t>
-      </w:r>
-      <w:r>
-        <w:t xml:space="preserve"> </w:t>
+        <w:rPr/>
+      </w:pPr>
+      <w:r>
+        <w:rPr/>
+        <w:t xml:space="preserve">Úkolem bude vytvořit </w:t>
       </w:r>
       <w:r>
         <w:rPr>
@@ -51,77 +49,57 @@
         <w:t>formulářovou</w:t>
       </w:r>
       <w:r>
-        <w:t xml:space="preserve"> aplikaci, která zpracovává kódy ISBN</w:t>
-      </w:r>
-      <w:r>
-        <w:t>-10</w:t>
-      </w:r>
-      <w:r>
-        <w:t xml:space="preserve"> označující jednotlivá vydání knih a hudebnin.</w:t>
-      </w:r>
-      <w:r>
-        <w:t xml:space="preserve"> Tento identifikátor by se dal připodobnit rodnému číslu člověka.</w:t>
-      </w:r>
-    </w:p>
-    <w:p>
-      <w:pPr>
-        <w:pStyle w:val="Odstavecseseznamem"/>
+        <w:rPr>
+          <w:b/>
+          <w:bCs/>
+        </w:rPr>
+        <w:t>(WFA)</w:t>
+      </w:r>
+      <w:r>
+        <w:rPr/>
+        <w:t xml:space="preserve"> aplikaci </w:t>
+      </w:r>
+      <w:r>
+        <w:rPr/>
+        <w:t>v jazyce C#</w:t>
+      </w:r>
+      <w:r>
+        <w:rPr/>
+        <w:t>, která zpracovává kódy ISBN-10 označující jednotlivá vydání knih a hudebnin. Tento identifikátor by se dal připodobnit rodnému číslu člověka.</w:t>
+      </w:r>
+    </w:p>
+    <w:p>
+      <w:pPr>
+        <w:pStyle w:val="ListParagraph"/>
         <w:numPr>
           <w:ilvl w:val="0"/>
-          <w:numId w:val="5"/>
+          <w:numId w:val="4"/>
         </w:numPr>
         <w:jc w:val="both"/>
-      </w:pPr>
-      <w:r>
-        <w:t xml:space="preserve">Z Wikipedie: </w:t>
-      </w:r>
-      <w:r>
-        <w:t xml:space="preserve">ISBN (International Standard </w:t>
-      </w:r>
-      <w:proofErr w:type="spellStart"/>
-      <w:r>
-        <w:t>Book</w:t>
-      </w:r>
-      <w:proofErr w:type="spellEnd"/>
-      <w:r>
-        <w:t xml:space="preserve"> </w:t>
-      </w:r>
-      <w:proofErr w:type="spellStart"/>
-      <w:r>
-        <w:t>Number</w:t>
-      </w:r>
-      <w:proofErr w:type="spellEnd"/>
-      <w:r>
-        <w:t>, mezinárodní standardní číslo knihy) je číselný kód určený pro jednoznačnou identifikaci knižních vydání. Kromě arabských číslic se v něm objevuje znak X (římská číslice 10) a rozčleňující spojovníky či mezery</w:t>
-      </w:r>
-      <w:r>
-        <w:t>.</w:t>
-      </w:r>
-    </w:p>
-    <w:p>
-      <w:pPr>
-        <w:jc w:val="both"/>
-      </w:pPr>
-      <w:r>
-        <w:t>ISBN kód má specifickou strukturu a jasná pravidla pro jeho tvorbu. Kód je tvořen číslicemi</w:t>
-      </w:r>
-      <w:r>
-        <w:t xml:space="preserve"> (případně symbolem X místo čísla 10)</w:t>
-      </w:r>
-      <w:r>
-        <w:t>, spojovníky (pomlčky případně mezery) a na začátku každého kódu je povinné uvádět ISBN</w:t>
-      </w:r>
-      <w:r>
-        <w:t>.</w:t>
-      </w:r>
-      <w:r>
-        <w:t xml:space="preserve"> Část za označení za prefixem ISBN má mimo spojovníky 10 znaků.</w:t>
-      </w:r>
-    </w:p>
-    <w:p>
-      <w:pPr>
+        <w:rPr/>
+      </w:pPr>
+      <w:r>
+        <w:rPr/>
+        <w:t>Z Wikipedie: ISBN (International Standard Book Number, mezinárodní standardní číslo knihy) je číselný kód určený pro jednoznačnou identifikaci knižních vydání. Kromě arabských číslic se v něm objevuje znak X (římská číslice 10) a rozčleňující spojovníky či mezery.</w:t>
+      </w:r>
+    </w:p>
+    <w:p>
+      <w:pPr>
+        <w:pStyle w:val="Normal"/>
+        <w:jc w:val="both"/>
+        <w:rPr/>
+      </w:pPr>
+      <w:r>
+        <w:rPr/>
+        <w:t>ISBN kód má specifickou strukturu a jasná pravidla pro jeho tvorbu. Kód je tvořen číslicemi (případně symbolem X místo čísla 10), spojovníky (pomlčky případně mezery) a na začátku každého kódu je povinné uvádět ISBN. Část za označení za prefixem ISBN má mimo spojovníky 10 znaků.</w:t>
+      </w:r>
+    </w:p>
+    <w:p>
+      <w:pPr>
+        <w:pStyle w:val="Normal"/>
         <w:jc w:val="center"/>
         <w:rPr>
+          <w:b/>
           <w:b/>
           <w:bCs/>
           <w:sz w:val="28"/>
@@ -140,29 +118,25 @@
     </w:p>
     <w:p>
       <w:pPr>
-        <w:jc w:val="both"/>
-      </w:pPr>
-      <w:r>
-        <w:t>První tři části číselného označen</w:t>
-      </w:r>
-      <w:r>
-        <w:t>í</w:t>
-      </w:r>
-      <w:r>
-        <w:t xml:space="preserve"> slouží k identifikaci samotné knihy a poslední část slouží jako kontrolní znak daného čísla. Kontrolní číslo, které je dopočítané se získá tak, že vážený součet všech cifer musí být dělitelný 11 beze zbytku. První cifra má váhu 10 a poslední váhu 1. Výše uvedené číslo má vážený součet 143, 143 % 11 = 0. Toto číslo je tedy validní</w:t>
-      </w:r>
-      <w:r>
-        <w:t>.</w:t>
-      </w:r>
-    </w:p>
-    <w:p>
-      <w:pPr>
-        <w:jc w:val="both"/>
-      </w:pPr>
-      <w:r>
+        <w:pStyle w:val="Normal"/>
+        <w:jc w:val="both"/>
+        <w:rPr/>
+      </w:pPr>
+      <w:r>
+        <w:rPr/>
+        <w:t>První tři části číselného označení slouží k identifikaci samotné knihy a poslední část slouží jako kontrolní znak daného čísla. Kontrolní číslo, které je dopočítané se získá tak, že vážený součet všech cifer musí být dělitelný 11 beze zbytku. První cifra má váhu 10 a poslední váhu 1. Výše uvedené číslo má vážený součet 143, 143 % 11 = 0. Toto číslo je tedy validní.</w:t>
+      </w:r>
+    </w:p>
+    <w:p>
+      <w:pPr>
+        <w:pStyle w:val="Normal"/>
+        <w:jc w:val="both"/>
+        <w:rPr/>
+      </w:pPr>
+      <w:r>
+        <w:rPr/>
         <w:t xml:space="preserve">Záznam knížky, který budeme zpracovávat bude definován pomocí třídy s atributy pro </w:t>
       </w:r>
-      <w:proofErr w:type="spellStart"/>
       <w:r>
         <w:rPr>
           <w:b/>
@@ -170,8 +144,8 @@
         </w:rPr>
         <w:t>isbn</w:t>
       </w:r>
-      <w:proofErr w:type="spellEnd"/>
-      <w:r>
+      <w:r>
+        <w:rPr/>
         <w:t xml:space="preserve">, </w:t>
       </w:r>
       <w:r>
@@ -182,10 +156,8 @@
         <w:t>region vydání</w:t>
       </w:r>
       <w:r>
-        <w:t xml:space="preserve"> (první část čísla před spojovníkem)</w:t>
-      </w:r>
-      <w:r>
-        <w:t xml:space="preserve"> a </w:t>
+        <w:rPr/>
+        <w:t xml:space="preserve"> (první část čísla před spojovníkem) a </w:t>
       </w:r>
       <w:r>
         <w:rPr>
@@ -195,17 +167,18 @@
         <w:t>název knihy</w:t>
       </w:r>
       <w:r>
-        <w:t xml:space="preserve">. </w:t>
-      </w:r>
-      <w:r>
-        <w:t>Volte vhodné datové typy pro jednotlivé atributy</w:t>
-      </w:r>
-    </w:p>
-    <w:p>
-      <w:pPr>
-        <w:jc w:val="both"/>
-      </w:pPr>
-      <w:r>
+        <w:rPr/>
+        <w:t>. Volte vhodné datové typy pro jednotlivé atributy</w:t>
+      </w:r>
+    </w:p>
+    <w:p>
+      <w:pPr>
+        <w:pStyle w:val="Normal"/>
+        <w:jc w:val="both"/>
+        <w:rPr/>
+      </w:pPr>
+      <w:r>
+        <w:rPr/>
         <w:t xml:space="preserve">U regionu vydavatelství budeme rozlišovat </w:t>
       </w:r>
       <w:r>
@@ -216,15 +189,24 @@
         <w:t>pouze</w:t>
       </w:r>
       <w:r>
+        <w:rPr/>
         <w:t xml:space="preserve"> hodnoty z následující tabulky:</w:t>
       </w:r>
     </w:p>
     <w:tbl>
       <w:tblPr>
         <w:tblStyle w:val="Mkatabulky"/>
-        <w:tblW w:w="0" w:type="auto"/>
+        <w:tblW w:w="9062" w:type="dxa"/>
         <w:jc w:val="center"/>
-        <w:tblLook w:val="04A0" w:firstRow="1" w:lastRow="0" w:firstColumn="1" w:lastColumn="0" w:noHBand="0" w:noVBand="1"/>
+        <w:tblInd w:w="0" w:type="dxa"/>
+        <w:tblLayout w:type="fixed"/>
+        <w:tblCellMar>
+          <w:top w:w="0" w:type="dxa"/>
+          <w:left w:w="108" w:type="dxa"/>
+          <w:bottom w:w="0" w:type="dxa"/>
+          <w:right w:w="108" w:type="dxa"/>
+        </w:tblCellMar>
+        <w:tblLook w:val="04a0" w:noHBand="0" w:noVBand="1" w:firstColumn="1" w:lastRow="0" w:lastColumn="0" w:firstRow="1"/>
       </w:tblPr>
       <w:tblGrid>
         <w:gridCol w:w="906"/>
@@ -234,30 +216,40 @@
         <w:gridCol w:w="906"/>
         <w:gridCol w:w="906"/>
         <w:gridCol w:w="906"/>
+        <w:gridCol w:w="905"/>
+        <w:gridCol w:w="908"/>
         <w:gridCol w:w="906"/>
-        <w:gridCol w:w="907"/>
-        <w:gridCol w:w="907"/>
       </w:tblGrid>
       <w:tr>
-        <w:trPr>
-          <w:jc w:val="center"/>
-        </w:trPr>
+        <w:trPr/>
         <w:tc>
           <w:tcPr>
             <w:tcW w:w="906" w:type="dxa"/>
+            <w:tcBorders/>
           </w:tcPr>
           <w:p>
             <w:pPr>
-              <w:jc w:val="both"/>
-              <w:rPr>
+              <w:pStyle w:val="Normal"/>
+              <w:widowControl/>
+              <w:spacing w:lineRule="auto" w:line="240" w:before="0" w:after="0"/>
+              <w:jc w:val="center"/>
+              <w:rPr>
+                <w:rFonts w:ascii="Calibri" w:hAnsi="Calibri" w:eastAsia="Calibri" w:cs=""/>
+                <w:kern w:val="0"/>
+                <w:sz w:val="22"/>
+                <w:szCs w:val="22"/>
+                <w:lang w:val="cs-CZ" w:eastAsia="en-US" w:bidi="ar-SA"/>
+              </w:rPr>
+            </w:pPr>
+            <w:r>
+              <w:rPr>
+                <w:rFonts w:eastAsia="Calibri" w:cs=""/>
                 <w:b/>
                 <w:bCs/>
-              </w:rPr>
-            </w:pPr>
-            <w:r>
-              <w:rPr>
-                <w:b/>
-                <w:bCs/>
+                <w:kern w:val="0"/>
+                <w:sz w:val="22"/>
+                <w:szCs w:val="22"/>
+                <w:lang w:val="cs-CZ" w:eastAsia="en-US" w:bidi="ar-SA"/>
               </w:rPr>
               <w:t>0,1</w:t>
             </w:r>
@@ -266,19 +258,31 @@
         <w:tc>
           <w:tcPr>
             <w:tcW w:w="906" w:type="dxa"/>
+            <w:tcBorders/>
           </w:tcPr>
           <w:p>
             <w:pPr>
-              <w:jc w:val="both"/>
-              <w:rPr>
+              <w:pStyle w:val="Normal"/>
+              <w:widowControl/>
+              <w:spacing w:lineRule="auto" w:line="240" w:before="0" w:after="0"/>
+              <w:jc w:val="center"/>
+              <w:rPr>
+                <w:rFonts w:ascii="Calibri" w:hAnsi="Calibri" w:eastAsia="Calibri" w:cs=""/>
+                <w:kern w:val="0"/>
+                <w:sz w:val="22"/>
+                <w:szCs w:val="22"/>
+                <w:lang w:val="cs-CZ" w:eastAsia="en-US" w:bidi="ar-SA"/>
+              </w:rPr>
+            </w:pPr>
+            <w:r>
+              <w:rPr>
+                <w:rFonts w:eastAsia="Calibri" w:cs=""/>
                 <w:b/>
                 <w:bCs/>
-              </w:rPr>
-            </w:pPr>
-            <w:r>
-              <w:rPr>
-                <w:b/>
-                <w:bCs/>
+                <w:kern w:val="0"/>
+                <w:sz w:val="22"/>
+                <w:szCs w:val="22"/>
+                <w:lang w:val="cs-CZ" w:eastAsia="en-US" w:bidi="ar-SA"/>
               </w:rPr>
               <w:t>2</w:t>
             </w:r>
@@ -287,19 +291,31 @@
         <w:tc>
           <w:tcPr>
             <w:tcW w:w="906" w:type="dxa"/>
+            <w:tcBorders/>
           </w:tcPr>
           <w:p>
             <w:pPr>
-              <w:jc w:val="both"/>
-              <w:rPr>
+              <w:pStyle w:val="Normal"/>
+              <w:widowControl/>
+              <w:spacing w:lineRule="auto" w:line="240" w:before="0" w:after="0"/>
+              <w:jc w:val="center"/>
+              <w:rPr>
+                <w:rFonts w:ascii="Calibri" w:hAnsi="Calibri" w:eastAsia="Calibri" w:cs=""/>
+                <w:kern w:val="0"/>
+                <w:sz w:val="22"/>
+                <w:szCs w:val="22"/>
+                <w:lang w:val="cs-CZ" w:eastAsia="en-US" w:bidi="ar-SA"/>
+              </w:rPr>
+            </w:pPr>
+            <w:r>
+              <w:rPr>
+                <w:rFonts w:eastAsia="Calibri" w:cs=""/>
                 <w:b/>
                 <w:bCs/>
-              </w:rPr>
-            </w:pPr>
-            <w:r>
-              <w:rPr>
-                <w:b/>
-                <w:bCs/>
+                <w:kern w:val="0"/>
+                <w:sz w:val="22"/>
+                <w:szCs w:val="22"/>
+                <w:lang w:val="cs-CZ" w:eastAsia="en-US" w:bidi="ar-SA"/>
               </w:rPr>
               <w:t>3</w:t>
             </w:r>
@@ -308,19 +324,31 @@
         <w:tc>
           <w:tcPr>
             <w:tcW w:w="906" w:type="dxa"/>
+            <w:tcBorders/>
           </w:tcPr>
           <w:p>
             <w:pPr>
-              <w:jc w:val="both"/>
-              <w:rPr>
+              <w:pStyle w:val="Normal"/>
+              <w:widowControl/>
+              <w:spacing w:lineRule="auto" w:line="240" w:before="0" w:after="0"/>
+              <w:jc w:val="center"/>
+              <w:rPr>
+                <w:rFonts w:ascii="Calibri" w:hAnsi="Calibri" w:eastAsia="Calibri" w:cs=""/>
+                <w:kern w:val="0"/>
+                <w:sz w:val="22"/>
+                <w:szCs w:val="22"/>
+                <w:lang w:val="cs-CZ" w:eastAsia="en-US" w:bidi="ar-SA"/>
+              </w:rPr>
+            </w:pPr>
+            <w:r>
+              <w:rPr>
+                <w:rFonts w:eastAsia="Calibri" w:cs=""/>
                 <w:b/>
                 <w:bCs/>
-              </w:rPr>
-            </w:pPr>
-            <w:r>
-              <w:rPr>
-                <w:b/>
-                <w:bCs/>
+                <w:kern w:val="0"/>
+                <w:sz w:val="22"/>
+                <w:szCs w:val="22"/>
+                <w:lang w:val="cs-CZ" w:eastAsia="en-US" w:bidi="ar-SA"/>
               </w:rPr>
               <w:t>4</w:t>
             </w:r>
@@ -329,19 +357,31 @@
         <w:tc>
           <w:tcPr>
             <w:tcW w:w="906" w:type="dxa"/>
+            <w:tcBorders/>
           </w:tcPr>
           <w:p>
             <w:pPr>
-              <w:jc w:val="both"/>
-              <w:rPr>
+              <w:pStyle w:val="Normal"/>
+              <w:widowControl/>
+              <w:spacing w:lineRule="auto" w:line="240" w:before="0" w:after="0"/>
+              <w:jc w:val="center"/>
+              <w:rPr>
+                <w:rFonts w:ascii="Calibri" w:hAnsi="Calibri" w:eastAsia="Calibri" w:cs=""/>
+                <w:kern w:val="0"/>
+                <w:sz w:val="22"/>
+                <w:szCs w:val="22"/>
+                <w:lang w:val="cs-CZ" w:eastAsia="en-US" w:bidi="ar-SA"/>
+              </w:rPr>
+            </w:pPr>
+            <w:r>
+              <w:rPr>
+                <w:rFonts w:eastAsia="Calibri" w:cs=""/>
                 <w:b/>
                 <w:bCs/>
-              </w:rPr>
-            </w:pPr>
-            <w:r>
-              <w:rPr>
-                <w:b/>
-                <w:bCs/>
+                <w:kern w:val="0"/>
+                <w:sz w:val="22"/>
+                <w:szCs w:val="22"/>
+                <w:lang w:val="cs-CZ" w:eastAsia="en-US" w:bidi="ar-SA"/>
               </w:rPr>
               <w:t>5</w:t>
             </w:r>
@@ -350,19 +390,31 @@
         <w:tc>
           <w:tcPr>
             <w:tcW w:w="906" w:type="dxa"/>
+            <w:tcBorders/>
           </w:tcPr>
           <w:p>
             <w:pPr>
-              <w:jc w:val="both"/>
-              <w:rPr>
+              <w:pStyle w:val="Normal"/>
+              <w:widowControl/>
+              <w:spacing w:lineRule="auto" w:line="240" w:before="0" w:after="0"/>
+              <w:jc w:val="center"/>
+              <w:rPr>
+                <w:rFonts w:ascii="Calibri" w:hAnsi="Calibri" w:eastAsia="Calibri" w:cs=""/>
+                <w:kern w:val="0"/>
+                <w:sz w:val="22"/>
+                <w:szCs w:val="22"/>
+                <w:lang w:val="cs-CZ" w:eastAsia="en-US" w:bidi="ar-SA"/>
+              </w:rPr>
+            </w:pPr>
+            <w:r>
+              <w:rPr>
+                <w:rFonts w:eastAsia="Calibri" w:cs=""/>
                 <w:b/>
                 <w:bCs/>
-              </w:rPr>
-            </w:pPr>
-            <w:r>
-              <w:rPr>
-                <w:b/>
-                <w:bCs/>
+                <w:kern w:val="0"/>
+                <w:sz w:val="22"/>
+                <w:szCs w:val="22"/>
+                <w:lang w:val="cs-CZ" w:eastAsia="en-US" w:bidi="ar-SA"/>
               </w:rPr>
               <w:t>7</w:t>
             </w:r>
@@ -371,19 +423,31 @@
         <w:tc>
           <w:tcPr>
             <w:tcW w:w="906" w:type="dxa"/>
+            <w:tcBorders/>
           </w:tcPr>
           <w:p>
             <w:pPr>
-              <w:jc w:val="both"/>
-              <w:rPr>
+              <w:pStyle w:val="Normal"/>
+              <w:widowControl/>
+              <w:spacing w:lineRule="auto" w:line="240" w:before="0" w:after="0"/>
+              <w:jc w:val="center"/>
+              <w:rPr>
+                <w:rFonts w:ascii="Calibri" w:hAnsi="Calibri" w:eastAsia="Calibri" w:cs=""/>
+                <w:kern w:val="0"/>
+                <w:sz w:val="22"/>
+                <w:szCs w:val="22"/>
+                <w:lang w:val="cs-CZ" w:eastAsia="en-US" w:bidi="ar-SA"/>
+              </w:rPr>
+            </w:pPr>
+            <w:r>
+              <w:rPr>
+                <w:rFonts w:eastAsia="Calibri" w:cs=""/>
                 <w:b/>
                 <w:bCs/>
-              </w:rPr>
-            </w:pPr>
-            <w:r>
-              <w:rPr>
-                <w:b/>
-                <w:bCs/>
+                <w:kern w:val="0"/>
+                <w:sz w:val="22"/>
+                <w:szCs w:val="22"/>
+                <w:lang w:val="cs-CZ" w:eastAsia="en-US" w:bidi="ar-SA"/>
               </w:rPr>
               <w:t>80</w:t>
             </w:r>
@@ -391,20 +455,32 @@
         </w:tc>
         <w:tc>
           <w:tcPr>
-            <w:tcW w:w="906" w:type="dxa"/>
+            <w:tcW w:w="905" w:type="dxa"/>
+            <w:tcBorders/>
           </w:tcPr>
           <w:p>
             <w:pPr>
-              <w:jc w:val="both"/>
-              <w:rPr>
+              <w:pStyle w:val="Normal"/>
+              <w:widowControl/>
+              <w:spacing w:lineRule="auto" w:line="240" w:before="0" w:after="0"/>
+              <w:jc w:val="center"/>
+              <w:rPr>
+                <w:rFonts w:ascii="Calibri" w:hAnsi="Calibri" w:eastAsia="Calibri" w:cs=""/>
+                <w:kern w:val="0"/>
+                <w:sz w:val="22"/>
+                <w:szCs w:val="22"/>
+                <w:lang w:val="cs-CZ" w:eastAsia="en-US" w:bidi="ar-SA"/>
+              </w:rPr>
+            </w:pPr>
+            <w:r>
+              <w:rPr>
+                <w:rFonts w:eastAsia="Calibri" w:cs=""/>
                 <w:b/>
                 <w:bCs/>
-              </w:rPr>
-            </w:pPr>
-            <w:r>
-              <w:rPr>
-                <w:b/>
-                <w:bCs/>
+                <w:kern w:val="0"/>
+                <w:sz w:val="22"/>
+                <w:szCs w:val="22"/>
+                <w:lang w:val="cs-CZ" w:eastAsia="en-US" w:bidi="ar-SA"/>
               </w:rPr>
               <w:t>83</w:t>
             </w:r>
@@ -412,20 +488,32 @@
         </w:tc>
         <w:tc>
           <w:tcPr>
-            <w:tcW w:w="907" w:type="dxa"/>
+            <w:tcW w:w="908" w:type="dxa"/>
+            <w:tcBorders/>
           </w:tcPr>
           <w:p>
             <w:pPr>
-              <w:jc w:val="both"/>
-              <w:rPr>
+              <w:pStyle w:val="Normal"/>
+              <w:widowControl/>
+              <w:spacing w:lineRule="auto" w:line="240" w:before="0" w:after="0"/>
+              <w:jc w:val="center"/>
+              <w:rPr>
+                <w:rFonts w:ascii="Calibri" w:hAnsi="Calibri" w:eastAsia="Calibri" w:cs=""/>
+                <w:kern w:val="0"/>
+                <w:sz w:val="22"/>
+                <w:szCs w:val="22"/>
+                <w:lang w:val="cs-CZ" w:eastAsia="en-US" w:bidi="ar-SA"/>
+              </w:rPr>
+            </w:pPr>
+            <w:r>
+              <w:rPr>
+                <w:rFonts w:eastAsia="Calibri" w:cs=""/>
                 <w:b/>
                 <w:bCs/>
-              </w:rPr>
-            </w:pPr>
-            <w:r>
-              <w:rPr>
-                <w:b/>
-                <w:bCs/>
+                <w:kern w:val="0"/>
+                <w:sz w:val="22"/>
+                <w:szCs w:val="22"/>
+                <w:lang w:val="cs-CZ" w:eastAsia="en-US" w:bidi="ar-SA"/>
               </w:rPr>
               <w:t>915</w:t>
             </w:r>
@@ -433,20 +521,32 @@
         </w:tc>
         <w:tc>
           <w:tcPr>
-            <w:tcW w:w="907" w:type="dxa"/>
+            <w:tcW w:w="906" w:type="dxa"/>
+            <w:tcBorders/>
           </w:tcPr>
           <w:p>
             <w:pPr>
-              <w:jc w:val="both"/>
-              <w:rPr>
+              <w:pStyle w:val="Normal"/>
+              <w:widowControl/>
+              <w:spacing w:lineRule="auto" w:line="240" w:before="0" w:after="0"/>
+              <w:jc w:val="center"/>
+              <w:rPr>
+                <w:rFonts w:ascii="Calibri" w:hAnsi="Calibri" w:eastAsia="Calibri" w:cs=""/>
+                <w:kern w:val="0"/>
+                <w:sz w:val="22"/>
+                <w:szCs w:val="22"/>
+                <w:lang w:val="cs-CZ" w:eastAsia="en-US" w:bidi="ar-SA"/>
+              </w:rPr>
+            </w:pPr>
+            <w:r>
+              <w:rPr>
+                <w:rFonts w:eastAsia="Calibri" w:cs=""/>
                 <w:b/>
                 <w:bCs/>
-              </w:rPr>
-            </w:pPr>
-            <w:r>
-              <w:rPr>
-                <w:b/>
-                <w:bCs/>
+                <w:kern w:val="0"/>
+                <w:sz w:val="22"/>
+                <w:szCs w:val="22"/>
+                <w:lang w:val="cs-CZ" w:eastAsia="en-US" w:bidi="ar-SA"/>
               </w:rPr>
               <w:t>?</w:t>
             </w:r>
@@ -454,18 +554,34 @@
         </w:tc>
       </w:tr>
       <w:tr>
-        <w:trPr>
-          <w:jc w:val="center"/>
-        </w:trPr>
+        <w:trPr/>
         <w:tc>
           <w:tcPr>
             <w:tcW w:w="906" w:type="dxa"/>
+            <w:tcBorders/>
           </w:tcPr>
           <w:p>
             <w:pPr>
-              <w:jc w:val="both"/>
+              <w:pStyle w:val="Normal"/>
+              <w:widowControl/>
+              <w:spacing w:lineRule="auto" w:line="240" w:before="0" w:after="0"/>
+              <w:jc w:val="center"/>
+              <w:rPr>
+                <w:rFonts w:ascii="Calibri" w:hAnsi="Calibri" w:eastAsia="Calibri" w:cs=""/>
+                <w:kern w:val="0"/>
+                <w:sz w:val="22"/>
+                <w:szCs w:val="22"/>
+                <w:lang w:val="cs-CZ" w:eastAsia="en-US" w:bidi="ar-SA"/>
+              </w:rPr>
             </w:pPr>
             <w:r>
+              <w:rPr>
+                <w:rFonts w:eastAsia="Calibri" w:cs=""/>
+                <w:kern w:val="0"/>
+                <w:sz w:val="22"/>
+                <w:szCs w:val="22"/>
+                <w:lang w:val="cs-CZ" w:eastAsia="en-US" w:bidi="ar-SA"/>
+              </w:rPr>
               <w:t>ENG</w:t>
             </w:r>
           </w:p>
@@ -473,12 +589,30 @@
         <w:tc>
           <w:tcPr>
             <w:tcW w:w="906" w:type="dxa"/>
+            <w:tcBorders/>
           </w:tcPr>
           <w:p>
             <w:pPr>
-              <w:jc w:val="both"/>
+              <w:pStyle w:val="Normal"/>
+              <w:widowControl/>
+              <w:spacing w:lineRule="auto" w:line="240" w:before="0" w:after="0"/>
+              <w:jc w:val="center"/>
+              <w:rPr>
+                <w:rFonts w:ascii="Calibri" w:hAnsi="Calibri" w:eastAsia="Calibri" w:cs=""/>
+                <w:kern w:val="0"/>
+                <w:sz w:val="22"/>
+                <w:szCs w:val="22"/>
+                <w:lang w:val="cs-CZ" w:eastAsia="en-US" w:bidi="ar-SA"/>
+              </w:rPr>
             </w:pPr>
             <w:r>
+              <w:rPr>
+                <w:rFonts w:eastAsia="Calibri" w:cs=""/>
+                <w:kern w:val="0"/>
+                <w:sz w:val="22"/>
+                <w:szCs w:val="22"/>
+                <w:lang w:val="cs-CZ" w:eastAsia="en-US" w:bidi="ar-SA"/>
+              </w:rPr>
               <w:t>FRA</w:t>
             </w:r>
           </w:p>
@@ -486,12 +620,30 @@
         <w:tc>
           <w:tcPr>
             <w:tcW w:w="906" w:type="dxa"/>
+            <w:tcBorders/>
           </w:tcPr>
           <w:p>
             <w:pPr>
-              <w:jc w:val="both"/>
+              <w:pStyle w:val="Normal"/>
+              <w:widowControl/>
+              <w:spacing w:lineRule="auto" w:line="240" w:before="0" w:after="0"/>
+              <w:jc w:val="center"/>
+              <w:rPr>
+                <w:rFonts w:ascii="Calibri" w:hAnsi="Calibri" w:eastAsia="Calibri" w:cs=""/>
+                <w:kern w:val="0"/>
+                <w:sz w:val="22"/>
+                <w:szCs w:val="22"/>
+                <w:lang w:val="cs-CZ" w:eastAsia="en-US" w:bidi="ar-SA"/>
+              </w:rPr>
             </w:pPr>
             <w:r>
+              <w:rPr>
+                <w:rFonts w:eastAsia="Calibri" w:cs=""/>
+                <w:kern w:val="0"/>
+                <w:sz w:val="22"/>
+                <w:szCs w:val="22"/>
+                <w:lang w:val="cs-CZ" w:eastAsia="en-US" w:bidi="ar-SA"/>
+              </w:rPr>
               <w:t>GER</w:t>
             </w:r>
           </w:p>
@@ -499,12 +651,30 @@
         <w:tc>
           <w:tcPr>
             <w:tcW w:w="906" w:type="dxa"/>
+            <w:tcBorders/>
           </w:tcPr>
           <w:p>
             <w:pPr>
-              <w:jc w:val="both"/>
+              <w:pStyle w:val="Normal"/>
+              <w:widowControl/>
+              <w:spacing w:lineRule="auto" w:line="240" w:before="0" w:after="0"/>
+              <w:jc w:val="center"/>
+              <w:rPr>
+                <w:rFonts w:ascii="Calibri" w:hAnsi="Calibri" w:eastAsia="Calibri" w:cs=""/>
+                <w:kern w:val="0"/>
+                <w:sz w:val="22"/>
+                <w:szCs w:val="22"/>
+                <w:lang w:val="cs-CZ" w:eastAsia="en-US" w:bidi="ar-SA"/>
+              </w:rPr>
             </w:pPr>
             <w:r>
+              <w:rPr>
+                <w:rFonts w:eastAsia="Calibri" w:cs=""/>
+                <w:kern w:val="0"/>
+                <w:sz w:val="22"/>
+                <w:szCs w:val="22"/>
+                <w:lang w:val="cs-CZ" w:eastAsia="en-US" w:bidi="ar-SA"/>
+              </w:rPr>
               <w:t>JAP</w:t>
             </w:r>
           </w:p>
@@ -512,12 +682,30 @@
         <w:tc>
           <w:tcPr>
             <w:tcW w:w="906" w:type="dxa"/>
+            <w:tcBorders/>
           </w:tcPr>
           <w:p>
             <w:pPr>
-              <w:jc w:val="both"/>
+              <w:pStyle w:val="Normal"/>
+              <w:widowControl/>
+              <w:spacing w:lineRule="auto" w:line="240" w:before="0" w:after="0"/>
+              <w:jc w:val="center"/>
+              <w:rPr>
+                <w:rFonts w:ascii="Calibri" w:hAnsi="Calibri" w:eastAsia="Calibri" w:cs=""/>
+                <w:kern w:val="0"/>
+                <w:sz w:val="22"/>
+                <w:szCs w:val="22"/>
+                <w:lang w:val="cs-CZ" w:eastAsia="en-US" w:bidi="ar-SA"/>
+              </w:rPr>
             </w:pPr>
             <w:r>
+              <w:rPr>
+                <w:rFonts w:eastAsia="Calibri" w:cs=""/>
+                <w:kern w:val="0"/>
+                <w:sz w:val="22"/>
+                <w:szCs w:val="22"/>
+                <w:lang w:val="cs-CZ" w:eastAsia="en-US" w:bidi="ar-SA"/>
+              </w:rPr>
               <w:t>RUS</w:t>
             </w:r>
           </w:p>
@@ -525,12 +713,30 @@
         <w:tc>
           <w:tcPr>
             <w:tcW w:w="906" w:type="dxa"/>
+            <w:tcBorders/>
           </w:tcPr>
           <w:p>
             <w:pPr>
-              <w:jc w:val="both"/>
+              <w:pStyle w:val="Normal"/>
+              <w:widowControl/>
+              <w:spacing w:lineRule="auto" w:line="240" w:before="0" w:after="0"/>
+              <w:jc w:val="center"/>
+              <w:rPr>
+                <w:rFonts w:ascii="Calibri" w:hAnsi="Calibri" w:eastAsia="Calibri" w:cs=""/>
+                <w:kern w:val="0"/>
+                <w:sz w:val="22"/>
+                <w:szCs w:val="22"/>
+                <w:lang w:val="cs-CZ" w:eastAsia="en-US" w:bidi="ar-SA"/>
+              </w:rPr>
             </w:pPr>
             <w:r>
+              <w:rPr>
+                <w:rFonts w:eastAsia="Calibri" w:cs=""/>
+                <w:kern w:val="0"/>
+                <w:sz w:val="22"/>
+                <w:szCs w:val="22"/>
+                <w:lang w:val="cs-CZ" w:eastAsia="en-US" w:bidi="ar-SA"/>
+              </w:rPr>
               <w:t>CHI</w:t>
             </w:r>
           </w:p>
@@ -538,51 +744,123 @@
         <w:tc>
           <w:tcPr>
             <w:tcW w:w="906" w:type="dxa"/>
+            <w:tcBorders/>
           </w:tcPr>
           <w:p>
             <w:pPr>
-              <w:jc w:val="both"/>
+              <w:pStyle w:val="Normal"/>
+              <w:widowControl/>
+              <w:spacing w:lineRule="auto" w:line="240" w:before="0" w:after="0"/>
+              <w:jc w:val="center"/>
+              <w:rPr>
+                <w:rFonts w:ascii="Calibri" w:hAnsi="Calibri" w:eastAsia="Calibri" w:cs=""/>
+                <w:kern w:val="0"/>
+                <w:sz w:val="22"/>
+                <w:szCs w:val="22"/>
+                <w:lang w:val="cs-CZ" w:eastAsia="en-US" w:bidi="ar-SA"/>
+              </w:rPr>
             </w:pPr>
             <w:r>
+              <w:rPr>
+                <w:rFonts w:eastAsia="Calibri" w:cs=""/>
+                <w:kern w:val="0"/>
+                <w:sz w:val="22"/>
+                <w:szCs w:val="22"/>
+                <w:lang w:val="cs-CZ" w:eastAsia="en-US" w:bidi="ar-SA"/>
+              </w:rPr>
               <w:t>CZE</w:t>
             </w:r>
           </w:p>
         </w:tc>
         <w:tc>
           <w:tcPr>
-            <w:tcW w:w="906" w:type="dxa"/>
+            <w:tcW w:w="905" w:type="dxa"/>
+            <w:tcBorders/>
           </w:tcPr>
           <w:p>
             <w:pPr>
-              <w:jc w:val="both"/>
+              <w:pStyle w:val="Normal"/>
+              <w:widowControl/>
+              <w:spacing w:lineRule="auto" w:line="240" w:before="0" w:after="0"/>
+              <w:jc w:val="center"/>
+              <w:rPr>
+                <w:rFonts w:ascii="Calibri" w:hAnsi="Calibri" w:eastAsia="Calibri" w:cs=""/>
+                <w:kern w:val="0"/>
+                <w:sz w:val="22"/>
+                <w:szCs w:val="22"/>
+                <w:lang w:val="cs-CZ" w:eastAsia="en-US" w:bidi="ar-SA"/>
+              </w:rPr>
             </w:pPr>
             <w:r>
+              <w:rPr>
+                <w:rFonts w:eastAsia="Calibri" w:cs=""/>
+                <w:kern w:val="0"/>
+                <w:sz w:val="22"/>
+                <w:szCs w:val="22"/>
+                <w:lang w:val="cs-CZ" w:eastAsia="en-US" w:bidi="ar-SA"/>
+              </w:rPr>
               <w:t>PLN</w:t>
             </w:r>
           </w:p>
         </w:tc>
         <w:tc>
           <w:tcPr>
-            <w:tcW w:w="907" w:type="dxa"/>
+            <w:tcW w:w="908" w:type="dxa"/>
+            <w:tcBorders/>
           </w:tcPr>
           <w:p>
             <w:pPr>
-              <w:jc w:val="both"/>
+              <w:pStyle w:val="Normal"/>
+              <w:widowControl/>
+              <w:spacing w:lineRule="auto" w:line="240" w:before="0" w:after="0"/>
+              <w:jc w:val="center"/>
+              <w:rPr>
+                <w:rFonts w:ascii="Calibri" w:hAnsi="Calibri" w:eastAsia="Calibri" w:cs=""/>
+                <w:kern w:val="0"/>
+                <w:sz w:val="22"/>
+                <w:szCs w:val="22"/>
+                <w:lang w:val="cs-CZ" w:eastAsia="en-US" w:bidi="ar-SA"/>
+              </w:rPr>
             </w:pPr>
             <w:r>
+              <w:rPr>
+                <w:rFonts w:eastAsia="Calibri" w:cs=""/>
+                <w:kern w:val="0"/>
+                <w:sz w:val="22"/>
+                <w:szCs w:val="22"/>
+                <w:lang w:val="cs-CZ" w:eastAsia="en-US" w:bidi="ar-SA"/>
+              </w:rPr>
               <w:t>FIN</w:t>
             </w:r>
           </w:p>
         </w:tc>
         <w:tc>
           <w:tcPr>
-            <w:tcW w:w="907" w:type="dxa"/>
+            <w:tcW w:w="906" w:type="dxa"/>
+            <w:tcBorders/>
           </w:tcPr>
           <w:p>
             <w:pPr>
-              <w:jc w:val="both"/>
+              <w:pStyle w:val="Normal"/>
+              <w:widowControl/>
+              <w:spacing w:lineRule="auto" w:line="240" w:before="0" w:after="0"/>
+              <w:jc w:val="center"/>
+              <w:rPr>
+                <w:rFonts w:ascii="Calibri" w:hAnsi="Calibri" w:eastAsia="Calibri" w:cs=""/>
+                <w:kern w:val="0"/>
+                <w:sz w:val="22"/>
+                <w:szCs w:val="22"/>
+                <w:lang w:val="cs-CZ" w:eastAsia="en-US" w:bidi="ar-SA"/>
+              </w:rPr>
             </w:pPr>
             <w:r>
+              <w:rPr>
+                <w:rFonts w:eastAsia="Calibri" w:cs=""/>
+                <w:kern w:val="0"/>
+                <w:sz w:val="22"/>
+                <w:szCs w:val="22"/>
+                <w:lang w:val="cs-CZ" w:eastAsia="en-US" w:bidi="ar-SA"/>
+              </w:rPr>
               <w:t>OTH</w:t>
             </w:r>
           </w:p>
@@ -591,829 +869,1311 @@
     </w:tbl>
     <w:p>
       <w:pPr>
-        <w:jc w:val="both"/>
-      </w:pPr>
-    </w:p>
-    <w:p>
-      <w:pPr>
-        <w:jc w:val="both"/>
-      </w:pPr>
-      <w:r>
+        <w:pStyle w:val="Normal"/>
+        <w:jc w:val="both"/>
+        <w:rPr/>
+      </w:pPr>
+      <w:r>
+        <w:rPr/>
+        <w:t>Pro hodnotu regionu bereme celou hodnotu před první pomlčkou.</w:t>
+      </w:r>
+    </w:p>
+    <w:p>
+      <w:pPr>
+        <w:pStyle w:val="Normal"/>
+        <w:jc w:val="both"/>
+        <w:rPr/>
+      </w:pPr>
+      <w:r>
+        <w:rPr/>
         <w:t>Název knihy může být vymyšlený a nemusí odpovídat skutečné knize.</w:t>
       </w:r>
     </w:p>
     <w:p>
       <w:pPr>
-        <w:jc w:val="both"/>
-      </w:pPr>
-      <w:r>
+        <w:pStyle w:val="Normal"/>
+        <w:jc w:val="both"/>
+        <w:rPr/>
+      </w:pPr>
+      <w:r>
+        <w:rPr/>
         <w:t>Aplikace bude splňovat následující požadavky:</w:t>
       </w:r>
     </w:p>
     <w:p>
       <w:pPr>
-        <w:pStyle w:val="Odstavecseseznamem"/>
+        <w:pStyle w:val="ListParagraph"/>
         <w:numPr>
           <w:ilvl w:val="0"/>
-          <w:numId w:val="4"/>
+          <w:numId w:val="3"/>
         </w:numPr>
         <w:jc w:val="both"/>
-      </w:pPr>
-      <w:r>
+        <w:rPr/>
+      </w:pPr>
+      <w:r>
+        <w:rPr/>
         <w:t>Validace ISBN</w:t>
       </w:r>
     </w:p>
     <w:p>
       <w:pPr>
-        <w:pStyle w:val="Odstavecseseznamem"/>
+        <w:pStyle w:val="ListParagraph"/>
+        <w:numPr>
+          <w:ilvl w:val="1"/>
+          <w:numId w:val="3"/>
+        </w:numPr>
+        <w:jc w:val="both"/>
+        <w:rPr>
+          <w:u w:val="single"/>
+        </w:rPr>
+      </w:pPr>
+      <w:r>
+        <w:rPr>
+          <w:u w:val="single"/>
+        </w:rPr>
+        <w:t>Na vstupu se mohou objevit tyto možnosti:</w:t>
+      </w:r>
+    </w:p>
+    <w:p>
+      <w:pPr>
+        <w:pStyle w:val="Normal"/>
+        <w:numPr>
+          <w:ilvl w:val="1"/>
+          <w:numId w:val="3"/>
+        </w:numPr>
+        <w:jc w:val="left"/>
+        <w:rPr>
+          <w:b w:val="false"/>
+          <w:b w:val="false"/>
+          <w:bCs w:val="false"/>
+          <w:sz w:val="24"/>
+          <w:szCs w:val="24"/>
+        </w:rPr>
+      </w:pPr>
+      <w:r>
+        <w:rPr>
+          <w:b w:val="false"/>
+          <w:bCs w:val="false"/>
+          <w:sz w:val="24"/>
+          <w:szCs w:val="24"/>
+        </w:rPr>
+        <w:t>ISBN 80-204-0105-9</w:t>
+      </w:r>
+    </w:p>
+    <w:p>
+      <w:pPr>
+        <w:pStyle w:val="Normal"/>
+        <w:numPr>
+          <w:ilvl w:val="1"/>
+          <w:numId w:val="3"/>
+        </w:numPr>
+        <w:jc w:val="left"/>
+        <w:rPr>
+          <w:b w:val="false"/>
+          <w:b w:val="false"/>
+          <w:bCs w:val="false"/>
+          <w:sz w:val="24"/>
+          <w:szCs w:val="24"/>
+        </w:rPr>
+      </w:pPr>
+      <w:r>
+        <w:rPr>
+          <w:b w:val="false"/>
+          <w:bCs w:val="false"/>
+          <w:sz w:val="24"/>
+          <w:szCs w:val="24"/>
+        </w:rPr>
+        <w:t>80-204-0105-9</w:t>
+      </w:r>
+    </w:p>
+    <w:p>
+      <w:pPr>
+        <w:pStyle w:val="ListParagraph"/>
         <w:numPr>
           <w:ilvl w:val="0"/>
-          <w:numId w:val="4"/>
+          <w:numId w:val="3"/>
         </w:numPr>
         <w:jc w:val="both"/>
-      </w:pPr>
-      <w:r>
-        <w:t>Dopočítání kontrolní číslice pro neúplné ISBN</w:t>
-      </w:r>
-    </w:p>
-    <w:p>
-      <w:pPr>
-        <w:pStyle w:val="Odstavecseseznamem"/>
+        <w:rPr/>
+      </w:pPr>
+      <w:r>
+        <w:rPr/>
+        <w:t xml:space="preserve">Dopočítání kontrolní číslice pro neúplné ISBN </w:t>
+      </w:r>
+      <w:r>
+        <w:rPr/>
+        <w:t>a doplněni vstupní hodnoty</w:t>
+      </w:r>
+    </w:p>
+    <w:p>
+      <w:pPr>
+        <w:pStyle w:val="ListParagraph"/>
+        <w:numPr>
+          <w:ilvl w:val="1"/>
+          <w:numId w:val="3"/>
+        </w:numPr>
+        <w:jc w:val="both"/>
+        <w:rPr>
+          <w:u w:val="single"/>
+        </w:rPr>
+      </w:pPr>
+      <w:r>
+        <w:rPr>
+          <w:u w:val="single"/>
+        </w:rPr>
+        <w:t>Na vstupu se mohou objevit tyto možnosti:</w:t>
+      </w:r>
+    </w:p>
+    <w:p>
+      <w:pPr>
+        <w:pStyle w:val="Normal"/>
+        <w:numPr>
+          <w:ilvl w:val="1"/>
+          <w:numId w:val="3"/>
+        </w:numPr>
+        <w:jc w:val="left"/>
+        <w:rPr>
+          <w:b w:val="false"/>
+          <w:b w:val="false"/>
+          <w:bCs w:val="false"/>
+          <w:sz w:val="24"/>
+          <w:szCs w:val="24"/>
+        </w:rPr>
+      </w:pPr>
+      <w:r>
+        <w:rPr>
+          <w:b w:val="false"/>
+          <w:bCs w:val="false"/>
+          <w:sz w:val="24"/>
+          <w:szCs w:val="24"/>
+        </w:rPr>
+        <w:t>ISBN 80-204-0105-?</w:t>
+      </w:r>
+    </w:p>
+    <w:p>
+      <w:pPr>
+        <w:pStyle w:val="Normal"/>
+        <w:numPr>
+          <w:ilvl w:val="1"/>
+          <w:numId w:val="3"/>
+        </w:numPr>
+        <w:jc w:val="left"/>
+        <w:rPr>
+          <w:b w:val="false"/>
+          <w:b w:val="false"/>
+          <w:bCs w:val="false"/>
+          <w:sz w:val="24"/>
+          <w:szCs w:val="24"/>
+        </w:rPr>
+      </w:pPr>
+      <w:r>
+        <w:rPr>
+          <w:b w:val="false"/>
+          <w:bCs w:val="false"/>
+          <w:sz w:val="24"/>
+          <w:szCs w:val="24"/>
+        </w:rPr>
+        <w:t>80-204-0105-?</w:t>
+      </w:r>
+    </w:p>
+    <w:p>
+      <w:pPr>
+        <w:pStyle w:val="ListParagraph"/>
         <w:numPr>
           <w:ilvl w:val="0"/>
-          <w:numId w:val="4"/>
+          <w:numId w:val="3"/>
         </w:numPr>
         <w:jc w:val="both"/>
-      </w:pPr>
-      <w:r>
+        <w:rPr/>
+      </w:pPr>
+      <w:r>
+        <w:rPr/>
         <w:t>Vkládat validní ISBN identifikátory do seznamu knížek (využijte datovou strukturu List)</w:t>
       </w:r>
     </w:p>
     <w:p>
       <w:pPr>
-        <w:pStyle w:val="Odstavecseseznamem"/>
+        <w:pStyle w:val="ListParagraph"/>
         <w:numPr>
           <w:ilvl w:val="1"/>
-          <w:numId w:val="4"/>
+          <w:numId w:val="3"/>
         </w:numPr>
         <w:jc w:val="both"/>
-      </w:pPr>
-      <w:r>
-        <w:t>Nově založená knížka musí m</w:t>
-      </w:r>
-      <w:r>
-        <w:t>ít uvedené ISBN a svůj název (region zjistíme analýzou ISBN čísla)</w:t>
-      </w:r>
-    </w:p>
-    <w:p>
-      <w:pPr>
-        <w:pStyle w:val="Odstavecseseznamem"/>
+        <w:rPr/>
+      </w:pPr>
+      <w:r>
+        <w:rPr/>
+        <w:t>Nově založená knížka musí mít uvedené ISBN a svůj název (region zjistíme analýzou ISBN čísla)</w:t>
+      </w:r>
+    </w:p>
+    <w:p>
+      <w:pPr>
+        <w:pStyle w:val="ListParagraph"/>
         <w:numPr>
           <w:ilvl w:val="1"/>
-          <w:numId w:val="4"/>
+          <w:numId w:val="3"/>
         </w:numPr>
         <w:jc w:val="both"/>
-      </w:pPr>
-      <w:r>
-        <w:t>Vytvářený seznam zobrazovat ve vhodné komponentě</w:t>
-      </w:r>
-    </w:p>
-    <w:p>
-      <w:pPr>
-        <w:pStyle w:val="Odstavecseseznamem"/>
+        <w:rPr/>
+      </w:pPr>
+      <w:r>
+        <w:rPr/>
+        <w:t xml:space="preserve">ISBN bude vždy uloženo ve formátu s pomlčkami: </w:t>
+      </w:r>
+      <w:r>
+        <w:rPr>
+          <w:b/>
+          <w:bCs/>
+          <w:sz w:val="24"/>
+          <w:szCs w:val="24"/>
+        </w:rPr>
+        <w:t>80-204-0105-9</w:t>
+      </w:r>
+    </w:p>
+    <w:p>
+      <w:pPr>
+        <w:pStyle w:val="ListParagraph"/>
         <w:numPr>
           <w:ilvl w:val="1"/>
-          <w:numId w:val="4"/>
+          <w:numId w:val="3"/>
         </w:numPr>
         <w:jc w:val="both"/>
-      </w:pPr>
-      <w:r>
-        <w:t>Do seznamu nepůjde uložit již vloženou knihu</w:t>
-      </w:r>
-      <w:r>
-        <w:t xml:space="preserve"> (rozhodující je ISBN hodnota)</w:t>
-      </w:r>
-    </w:p>
-    <w:p>
-      <w:pPr>
-        <w:pStyle w:val="Odstavecseseznamem"/>
+        <w:rPr/>
+      </w:pPr>
+      <w:r>
+        <w:rPr/>
+        <w:t>Vytvářený seznam zobrazovat ve vhodné komponentě</w:t>
+      </w:r>
+    </w:p>
+    <w:p>
+      <w:pPr>
+        <w:pStyle w:val="ListParagraph"/>
+        <w:numPr>
+          <w:ilvl w:val="1"/>
+          <w:numId w:val="3"/>
+        </w:numPr>
+        <w:jc w:val="both"/>
+        <w:rPr/>
+      </w:pPr>
+      <w:r>
+        <w:rPr/>
+        <w:t>Do seznamu nepůjde uložit již vloženou knihu (rozhodující je ISBN hodnota)</w:t>
+      </w:r>
+    </w:p>
+    <w:p>
+      <w:pPr>
+        <w:pStyle w:val="ListParagraph"/>
         <w:numPr>
           <w:ilvl w:val="0"/>
-          <w:numId w:val="4"/>
+          <w:numId w:val="3"/>
         </w:numPr>
         <w:jc w:val="both"/>
-      </w:pPr>
-      <w:r>
+        <w:rPr/>
+      </w:pPr>
+      <w:r>
+        <w:rPr/>
         <w:t>Odstraňování knížky ze seznamu</w:t>
       </w:r>
     </w:p>
     <w:p>
       <w:pPr>
-        <w:pStyle w:val="Odstavecseseznamem"/>
+        <w:pStyle w:val="ListParagraph"/>
         <w:numPr>
           <w:ilvl w:val="1"/>
-          <w:numId w:val="4"/>
+          <w:numId w:val="3"/>
         </w:numPr>
         <w:jc w:val="both"/>
-      </w:pPr>
-      <w:r>
+        <w:rPr/>
+      </w:pPr>
+      <w:r>
+        <w:rPr/>
         <w:t>Záznam lze odstranit zadáním ISBN a zmáčknutím tlačítka odstranit</w:t>
       </w:r>
     </w:p>
     <w:p>
       <w:pPr>
-        <w:pStyle w:val="Odstavecseseznamem"/>
+        <w:pStyle w:val="ListParagraph"/>
         <w:numPr>
           <w:ilvl w:val="1"/>
-          <w:numId w:val="4"/>
+          <w:numId w:val="3"/>
         </w:numPr>
         <w:jc w:val="both"/>
-      </w:pPr>
-      <w:r>
-        <w:t>Záznam lze odstranit vybráním položky v </w:t>
-      </w:r>
-      <w:r>
-        <w:t>komponentě</w:t>
-      </w:r>
-      <w:r>
-        <w:t xml:space="preserve"> a tlačítkem odstranit</w:t>
-      </w:r>
-    </w:p>
-    <w:p>
-      <w:pPr>
-        <w:pStyle w:val="Odstavecseseznamem"/>
+        <w:rPr/>
+      </w:pPr>
+      <w:r>
+        <w:rPr/>
+        <w:t>Záznam lze odstranit vybráním položky v komponentě a tlačítkem odstranit</w:t>
+      </w:r>
+    </w:p>
+    <w:p>
+      <w:pPr>
+        <w:pStyle w:val="ListParagraph"/>
         <w:numPr>
           <w:ilvl w:val="1"/>
-          <w:numId w:val="4"/>
+          <w:numId w:val="3"/>
         </w:numPr>
         <w:jc w:val="both"/>
-      </w:pPr>
-      <w:r>
+        <w:rPr/>
+      </w:pPr>
+      <w:r>
+        <w:rPr/>
         <w:t>Uživatel bude požádán o potvrzení odstranění položky</w:t>
       </w:r>
     </w:p>
     <w:p>
       <w:pPr>
-        <w:pStyle w:val="Odstavecseseznamem"/>
+        <w:pStyle w:val="ListParagraph"/>
+        <w:numPr>
+          <w:ilvl w:val="1"/>
+          <w:numId w:val="3"/>
+        </w:numPr>
+        <w:jc w:val="both"/>
+        <w:rPr/>
+      </w:pPr>
+      <w:r>
+        <w:rPr/>
+        <w:t>Pokud záznam není obsažen uživatel je informován</w:t>
+      </w:r>
+    </w:p>
+    <w:p>
+      <w:pPr>
+        <w:pStyle w:val="ListParagraph"/>
         <w:numPr>
           <w:ilvl w:val="0"/>
-          <w:numId w:val="4"/>
+          <w:numId w:val="3"/>
         </w:numPr>
         <w:jc w:val="both"/>
-      </w:pPr>
-      <w:r>
-        <w:t xml:space="preserve">Exportování seznamu knih do </w:t>
-      </w:r>
-      <w:r>
-        <w:t>CSV</w:t>
-      </w:r>
-      <w:r>
-        <w:t xml:space="preserve"> souboru</w:t>
-      </w:r>
-    </w:p>
-    <w:p>
-      <w:pPr>
-        <w:pStyle w:val="Odstavecseseznamem"/>
+        <w:rPr/>
+      </w:pPr>
+      <w:r>
+        <w:rPr/>
+        <w:t>Základní ošetření výjimek zabraňující pádu aplikaci, aplikace v žádném momentě neukazuje neplatnou informaci</w:t>
+      </w:r>
+    </w:p>
+    <w:p>
+      <w:pPr>
+        <w:pStyle w:val="ListParagraph"/>
+        <w:jc w:val="both"/>
+        <w:rPr/>
+      </w:pPr>
+      <w:r>
+        <w:rPr/>
+      </w:r>
+    </w:p>
+    <w:p>
+      <w:pPr>
+        <w:pStyle w:val="ListParagraph"/>
+        <w:ind w:hanging="0"/>
+        <w:jc w:val="both"/>
+        <w:rPr>
+          <w:b/>
+          <w:b/>
+          <w:bCs/>
+        </w:rPr>
+      </w:pPr>
+      <w:r>
+        <w:rPr>
+          <w:b/>
+          <w:bCs/>
+        </w:rPr>
+        <w:t>Volitelné rozšíření:</w:t>
+      </w:r>
+    </w:p>
+    <w:p>
+      <w:pPr>
+        <w:pStyle w:val="ListParagraph"/>
+        <w:numPr>
+          <w:ilvl w:val="0"/>
+          <w:numId w:val="3"/>
+        </w:numPr>
+        <w:jc w:val="both"/>
+        <w:rPr/>
+      </w:pPr>
+      <w:r>
+        <w:rPr/>
+        <w:t>Exportování seznamu knih do CSV souboru</w:t>
+      </w:r>
+    </w:p>
+    <w:p>
+      <w:pPr>
+        <w:pStyle w:val="ListParagraph"/>
         <w:numPr>
           <w:ilvl w:val="1"/>
-          <w:numId w:val="4"/>
+          <w:numId w:val="3"/>
         </w:numPr>
         <w:jc w:val="both"/>
-      </w:pPr>
-      <w:r>
+        <w:rPr/>
+      </w:pPr>
+      <w:r>
+        <w:rPr/>
         <w:t>Každý záznam bude na samostatném řádku</w:t>
       </w:r>
     </w:p>
     <w:p>
       <w:pPr>
-        <w:pStyle w:val="Odstavecseseznamem"/>
+        <w:pStyle w:val="ListParagraph"/>
         <w:numPr>
           <w:ilvl w:val="1"/>
-          <w:numId w:val="4"/>
+          <w:numId w:val="3"/>
         </w:numPr>
         <w:jc w:val="both"/>
-      </w:pPr>
-      <w:r>
+        <w:rPr/>
+      </w:pPr>
+      <w:r>
+        <w:rPr/>
         <w:t>Na prvním řádku bude uvedená hlavička (ISBN, region, název)</w:t>
       </w:r>
     </w:p>
     <w:p>
       <w:pPr>
-        <w:pStyle w:val="Odstavecseseznamem"/>
+        <w:pStyle w:val="ListParagraph"/>
         <w:numPr>
           <w:ilvl w:val="1"/>
-          <w:numId w:val="4"/>
+          <w:numId w:val="3"/>
         </w:numPr>
         <w:jc w:val="both"/>
-      </w:pPr>
-      <w:r>
-        <w:t>Jednotlivé atributy budou odděleny pomocí s</w:t>
-      </w:r>
-      <w:r>
-        <w:t>ymbolu středníku</w:t>
-      </w:r>
-    </w:p>
-    <w:p>
-      <w:pPr>
-        <w:pStyle w:val="Odstavecseseznamem"/>
+        <w:rPr/>
+      </w:pPr>
+      <w:r>
+        <w:rPr/>
+        <w:t>Jednotlivé atributy budou odděleny pomocí symbolu středníku</w:t>
+      </w:r>
+    </w:p>
+    <w:p>
+      <w:pPr>
+        <w:pStyle w:val="ListParagraph"/>
         <w:numPr>
           <w:ilvl w:val="1"/>
-          <w:numId w:val="4"/>
+          <w:numId w:val="3"/>
         </w:numPr>
         <w:jc w:val="both"/>
-      </w:pPr>
-      <w:r>
+        <w:rPr/>
+      </w:pPr>
+      <w:r>
+        <w:rPr/>
         <w:t>Hlavička bude rovněž oddělena středníky</w:t>
       </w:r>
     </w:p>
     <w:p>
       <w:pPr>
-        <w:pStyle w:val="Odstavecseseznamem"/>
+        <w:pStyle w:val="ListParagraph"/>
         <w:numPr>
           <w:ilvl w:val="0"/>
-          <w:numId w:val="4"/>
+          <w:numId w:val="3"/>
         </w:numPr>
         <w:jc w:val="both"/>
-      </w:pPr>
-      <w:r>
+        <w:rPr/>
+      </w:pPr>
+      <w:r>
+        <w:rPr/>
         <w:t>Import knížek z formátu CSV do aplikace</w:t>
       </w:r>
     </w:p>
     <w:p>
       <w:pPr>
-        <w:pStyle w:val="Odstavecseseznamem"/>
+        <w:pStyle w:val="ListParagraph"/>
         <w:numPr>
           <w:ilvl w:val="1"/>
-          <w:numId w:val="4"/>
+          <w:numId w:val="3"/>
         </w:numPr>
         <w:jc w:val="both"/>
-      </w:pPr>
-      <w:r>
+        <w:rPr/>
+      </w:pPr>
+      <w:r>
+        <w:rPr/>
         <w:t>V případě, že řádek je nevalidní, informujeme o tom uživatele</w:t>
       </w:r>
     </w:p>
     <w:p>
       <w:pPr>
-        <w:pStyle w:val="Odstavecseseznamem"/>
+        <w:pStyle w:val="ListParagraph"/>
         <w:numPr>
           <w:ilvl w:val="1"/>
-          <w:numId w:val="4"/>
+          <w:numId w:val="3"/>
         </w:numPr>
         <w:jc w:val="both"/>
-      </w:pPr>
-      <w:r>
+        <w:rPr/>
+      </w:pPr>
+      <w:r>
+        <w:rPr/>
         <w:t>Pokud se v souboru nachází jiné validní knížky, budou nahrány</w:t>
       </w:r>
     </w:p>
     <w:p>
       <w:pPr>
-        <w:pStyle w:val="Odstavecseseznamem"/>
+        <w:pStyle w:val="ListParagraph"/>
         <w:numPr>
           <w:ilvl w:val="0"/>
-          <w:numId w:val="4"/>
+          <w:numId w:val="3"/>
         </w:numPr>
         <w:jc w:val="both"/>
-      </w:pPr>
-      <w:r>
-        <w:t>Ošetření výjimek a nevalidních vstupů v rozumné formě</w:t>
-      </w:r>
-    </w:p>
-    <w:p>
-      <w:pPr>
-        <w:jc w:val="both"/>
+        <w:rPr/>
+      </w:pPr>
+      <w:r>
+        <w:rPr/>
+        <w:t>Rozšířené ošetření běhu aplikace proti pádu</w:t>
+      </w:r>
+    </w:p>
+    <w:p>
+      <w:pPr>
+        <w:pStyle w:val="Normal"/>
+        <w:jc w:val="both"/>
+        <w:rPr/>
+      </w:pPr>
+      <w:r>
+        <w:rPr/>
+      </w:r>
+    </w:p>
+    <w:p>
+      <w:pPr>
+        <w:pStyle w:val="Normal"/>
+        <w:jc w:val="both"/>
+        <w:rPr/>
       </w:pPr>
       <w:bookmarkStart w:id="0" w:name="_GoBack"/>
       <w:bookmarkEnd w:id="0"/>
+      <w:r>
+        <w:rPr/>
+        <w:t xml:space="preserve">Ukázka validních řádků pro import souboru </w:t>
+      </w:r>
+    </w:p>
+    <w:p>
+      <w:pPr>
+        <w:pStyle w:val="Tlotextu"/>
+        <w:jc w:val="both"/>
+        <w:rPr/>
+      </w:pPr>
+      <w:r>
+        <w:rPr>
+          <w:rStyle w:val="Zdrojovtext"/>
+          <w:rFonts w:ascii="Liberation Mono" w:hAnsi="Liberation Mono"/>
+          <w:i/>
+          <w:iCs/>
+          <w:sz w:val="22"/>
+          <w:szCs w:val="22"/>
+        </w:rPr>
+        <w:t>80-204-0105-9;CZE;Hobit</w:t>
+      </w:r>
+    </w:p>
+    <w:p>
+      <w:pPr>
+        <w:pStyle w:val="Tlotextu"/>
+        <w:jc w:val="both"/>
+        <w:rPr/>
+      </w:pPr>
+      <w:r>
+        <w:rPr>
+          <w:rStyle w:val="Zdrojovtext"/>
+          <w:rFonts w:ascii="Liberation Mono" w:hAnsi="Liberation Mono"/>
+          <w:b w:val="false"/>
+          <w:i/>
+          <w:iCs/>
+          <w:caps w:val="false"/>
+          <w:smallCaps w:val="false"/>
+          <w:color w:val="101418"/>
+          <w:spacing w:val="0"/>
+          <w:sz w:val="22"/>
+          <w:szCs w:val="22"/>
+        </w:rPr>
+        <w:t>ISB</w:t>
+      </w:r>
+      <w:r>
+        <w:rPr>
+          <w:rStyle w:val="Zdrojovtext"/>
+          <w:rFonts w:ascii="Liberation Mono" w:hAnsi="Liberation Mono"/>
+          <w:b w:val="false"/>
+          <w:i/>
+          <w:iCs/>
+          <w:caps w:val="false"/>
+          <w:smallCaps w:val="false"/>
+          <w:color w:val="101418"/>
+          <w:spacing w:val="0"/>
+          <w:sz w:val="22"/>
+          <w:szCs w:val="22"/>
+        </w:rPr>
+        <w:t xml:space="preserve">N </w:t>
+      </w:r>
+      <w:r>
+        <w:rPr>
+          <w:rStyle w:val="Zdrojovtext"/>
+          <w:rFonts w:ascii="Liberation Mono" w:hAnsi="Liberation Mono"/>
+          <w:b w:val="false"/>
+          <w:i/>
+          <w:iCs/>
+          <w:caps w:val="false"/>
+          <w:smallCaps w:val="false"/>
+          <w:color w:val="101418"/>
+          <w:spacing w:val="0"/>
+          <w:sz w:val="22"/>
+          <w:szCs w:val="22"/>
+        </w:rPr>
+        <w:t>93-86954-21-4;OTH;Kniha</w:t>
+      </w:r>
+    </w:p>
+    <w:p>
+      <w:pPr>
+        <w:pStyle w:val="Normal"/>
+        <w:jc w:val="both"/>
+        <w:rPr/>
+      </w:pPr>
+      <w:r>
+        <w:rPr/>
+        <w:t>Ukázka nevalidního řádku pro import souboru (není validní ISBN kód)</w:t>
+      </w:r>
+    </w:p>
+    <w:p>
+      <w:pPr>
+        <w:pStyle w:val="Tlotextu"/>
+        <w:jc w:val="both"/>
+        <w:rPr/>
+      </w:pPr>
+      <w:r>
+        <w:rPr>
+          <w:rStyle w:val="Zdrojovtext"/>
+          <w:i/>
+          <w:iCs/>
+        </w:rPr>
+        <w:t>80-204-0105-1;CZE;Chybný</w:t>
+      </w:r>
+    </w:p>
+    <w:p>
+      <w:pPr>
+        <w:pStyle w:val="Normal"/>
+        <w:jc w:val="both"/>
+        <w:rPr/>
+      </w:pPr>
+      <w:r>
+        <w:rPr/>
+      </w:r>
+    </w:p>
+    <w:p>
+      <w:pPr>
+        <w:pStyle w:val="Normal"/>
+        <w:jc w:val="both"/>
+        <w:rPr>
+          <w:b/>
+          <w:b/>
+          <w:bCs/>
+        </w:rPr>
+      </w:pPr>
+      <w:r>
+        <w:rPr>
+          <w:b/>
+          <w:bCs/>
+        </w:rPr>
+        <w:t>Kritéria hodnocení</w:t>
+      </w:r>
+    </w:p>
+    <w:p>
+      <w:pPr>
+        <w:pStyle w:val="Normal"/>
+        <w:jc w:val="both"/>
+        <w:rPr/>
+      </w:pPr>
+      <w:r>
+        <w:rPr/>
+        <w:t>- Funkčnost aplikace dle specifikace zadání</w:t>
+      </w:r>
+    </w:p>
+    <w:p>
+      <w:pPr>
+        <w:pStyle w:val="Normal"/>
+        <w:jc w:val="both"/>
+        <w:rPr/>
+      </w:pPr>
+      <w:r>
+        <w:rPr/>
+        <w:t>- Vhodné členění kódu do funkcí, tříd</w:t>
+      </w:r>
+    </w:p>
+    <w:p>
+      <w:pPr>
+        <w:pStyle w:val="Normal"/>
+        <w:jc w:val="both"/>
+        <w:rPr/>
+      </w:pPr>
+      <w:r>
+        <w:rPr/>
+        <w:t>- Ošetření chyb a situací, kdy by mohlo dojít k pádu aplikace</w:t>
+      </w:r>
+    </w:p>
+    <w:p>
+      <w:pPr>
+        <w:pStyle w:val="Normal"/>
+        <w:jc w:val="both"/>
+        <w:rPr/>
+      </w:pPr>
+      <w:r>
+        <w:rPr/>
+        <w:t>- Vložené komentáře pro objasnění postupu</w:t>
+      </w:r>
+    </w:p>
+    <w:p>
+      <w:pPr>
+        <w:pStyle w:val="Normal"/>
+        <w:jc w:val="both"/>
+        <w:rPr/>
+      </w:pPr>
+      <w:r>
+        <w:rPr/>
+        <w:t>- Vhodné použití a pojmenování komponent a proměnných</w:t>
+      </w:r>
+    </w:p>
+    <w:p>
+      <w:pPr>
+        <w:pStyle w:val="Normal"/>
+        <w:jc w:val="both"/>
+        <w:rPr/>
+      </w:pPr>
+      <w:r>
+        <w:rPr/>
+        <w:t>- Uživatelská přívětivost pro používání</w:t>
+      </w:r>
+    </w:p>
+    <w:p>
+      <w:pPr>
+        <w:pStyle w:val="Normal"/>
+        <w:spacing w:before="0" w:after="160"/>
+        <w:jc w:val="both"/>
+        <w:rPr/>
+      </w:pPr>
+      <w:r>
+        <w:rPr/>
+        <w:t>- Obhajoba vlastního řešení projektu bude hodnoceno druhou známkou o stupeň nižší váhou</w:t>
+      </w:r>
     </w:p>
     <w:sectPr>
+      <w:type w:val="nextPage"/>
       <w:pgSz w:w="11906" w:h="16838"/>
-      <w:pgMar w:top="720" w:right="720" w:bottom="720" w:left="720" w:header="708" w:footer="708" w:gutter="0"/>
-      <w:cols w:space="708"/>
-      <w:docGrid w:linePitch="360"/>
+      <w:pgMar w:left="720" w:right="720" w:gutter="0" w:header="0" w:top="720" w:footer="0" w:bottom="720"/>
+      <w:pgNumType w:fmt="decimal"/>
+      <w:formProt w:val="false"/>
+      <w:textDirection w:val="lrTb"/>
+      <w:docGrid w:type="default" w:linePitch="360" w:charSpace="4096"/>
     </w:sectPr>
   </w:body>
 </w:document>
 </file>
 
 <file path=word/numbering.xml><?xml version="1.0" encoding="utf-8"?>
-<w:numbering xmlns:wpc="http://schemas.microsoft.com/office/word/2010/wordprocessingCanvas" xmlns:cx="http://schemas.microsoft.com/office/drawing/2014/chartex" xmlns:mc="http://schemas.openxmlformats.org/markup-compatibility/2006" xmlns:o="urn:schemas-microsoft-com:office:office" xmlns:r="http://schemas.openxmlformats.org/officeDocument/2006/relationships" xmlns:m="http://schemas.openxmlformats.org/officeDocument/2006/math" xmlns:v="urn:schemas-microsoft-com:vml" xmlns:wp14="http://schemas.microsoft.com/office/word/2010/wordprocessingDrawing" xmlns:wp="http://schemas.openxmlformats.org/drawingml/2006/wordprocessingDrawing" xmlns:w10="urn:schemas-microsoft-com:office:word" xmlns:w="http://schemas.openxmlformats.org/wordprocessingml/2006/main" xmlns:w14="http://schemas.microsoft.com/office/word/2010/wordml" xmlns:w15="http://schemas.microsoft.com/office/word/2012/wordml" xmlns:w16se="http://schemas.microsoft.com/office/word/2015/wordml/symex" xmlns:wpg="http://schemas.microsoft.com/office/word/2010/wordprocessingGroup" xmlns:wpi="http://schemas.microsoft.com/office/word/2010/wordprocessingInk" xmlns:wne="http://schemas.microsoft.com/office/word/2006/wordml" xmlns:wps="http://schemas.microsoft.com/office/word/2010/wordprocessingShape" mc:Ignorable="w14 w15 w16se wp14">
-  <w:abstractNum w:abstractNumId="0" w15:restartNumberingAfterBreak="0">
-    <w:nsid w:val="1B8863E1"/>
-    <w:multiLevelType w:val="hybridMultilevel"/>
-    <w:tmpl w:val="D640E6A8"/>
-    <w:lvl w:ilvl="0" w:tplc="04050001">
+<w:numbering xmlns:w="http://schemas.openxmlformats.org/wordprocessingml/2006/main" xmlns:o="urn:schemas-microsoft-com:office:office" xmlns:r="http://schemas.openxmlformats.org/officeDocument/2006/relationships" xmlns:v="urn:schemas-microsoft-com:vml" xmlns:mc="http://schemas.openxmlformats.org/markup-compatibility/2006" xmlns:w14="http://schemas.microsoft.com/office/word/2010/wordml" mc:Ignorable="w14">
+  <w:abstractNum w:abstractNumId="1">
+    <w:lvl w:ilvl="0">
+      <w:start w:val="1"/>
+      <w:numFmt w:val="none"/>
+      <w:suff w:val="nothing"/>
+      <w:lvlText w:val=""/>
+      <w:lvlJc w:val="left"/>
+      <w:pPr>
+        <w:tabs>
+          <w:tab w:val="num" w:pos="0"/>
+        </w:tabs>
+        <w:ind w:left="0" w:hanging="0"/>
+      </w:pPr>
+    </w:lvl>
+    <w:lvl w:ilvl="1">
+      <w:start w:val="1"/>
+      <w:numFmt w:val="none"/>
+      <w:suff w:val="nothing"/>
+      <w:lvlText w:val=""/>
+      <w:lvlJc w:val="left"/>
+      <w:pPr>
+        <w:tabs>
+          <w:tab w:val="num" w:pos="0"/>
+        </w:tabs>
+        <w:ind w:left="0" w:hanging="0"/>
+      </w:pPr>
+    </w:lvl>
+    <w:lvl w:ilvl="2">
+      <w:start w:val="1"/>
+      <w:numFmt w:val="none"/>
+      <w:suff w:val="nothing"/>
+      <w:lvlText w:val=""/>
+      <w:lvlJc w:val="left"/>
+      <w:pPr>
+        <w:tabs>
+          <w:tab w:val="num" w:pos="0"/>
+        </w:tabs>
+        <w:ind w:left="0" w:hanging="0"/>
+      </w:pPr>
+    </w:lvl>
+    <w:lvl w:ilvl="3">
+      <w:start w:val="1"/>
+      <w:numFmt w:val="none"/>
+      <w:suff w:val="nothing"/>
+      <w:lvlText w:val=""/>
+      <w:lvlJc w:val="left"/>
+      <w:pPr>
+        <w:tabs>
+          <w:tab w:val="num" w:pos="0"/>
+        </w:tabs>
+        <w:ind w:left="0" w:hanging="0"/>
+      </w:pPr>
+    </w:lvl>
+    <w:lvl w:ilvl="4">
+      <w:start w:val="1"/>
+      <w:numFmt w:val="none"/>
+      <w:suff w:val="nothing"/>
+      <w:lvlText w:val=""/>
+      <w:lvlJc w:val="left"/>
+      <w:pPr>
+        <w:tabs>
+          <w:tab w:val="num" w:pos="0"/>
+        </w:tabs>
+        <w:ind w:left="0" w:hanging="0"/>
+      </w:pPr>
+    </w:lvl>
+    <w:lvl w:ilvl="5">
+      <w:start w:val="1"/>
+      <w:numFmt w:val="none"/>
+      <w:suff w:val="nothing"/>
+      <w:lvlText w:val=""/>
+      <w:lvlJc w:val="left"/>
+      <w:pPr>
+        <w:tabs>
+          <w:tab w:val="num" w:pos="0"/>
+        </w:tabs>
+        <w:ind w:left="0" w:hanging="0"/>
+      </w:pPr>
+    </w:lvl>
+    <w:lvl w:ilvl="6">
+      <w:start w:val="1"/>
+      <w:numFmt w:val="none"/>
+      <w:suff w:val="nothing"/>
+      <w:lvlText w:val=""/>
+      <w:lvlJc w:val="left"/>
+      <w:pPr>
+        <w:tabs>
+          <w:tab w:val="num" w:pos="0"/>
+        </w:tabs>
+        <w:ind w:left="0" w:hanging="0"/>
+      </w:pPr>
+    </w:lvl>
+    <w:lvl w:ilvl="7">
+      <w:start w:val="1"/>
+      <w:numFmt w:val="none"/>
+      <w:suff w:val="nothing"/>
+      <w:lvlText w:val=""/>
+      <w:lvlJc w:val="left"/>
+      <w:pPr>
+        <w:tabs>
+          <w:tab w:val="num" w:pos="0"/>
+        </w:tabs>
+        <w:ind w:left="0" w:hanging="0"/>
+      </w:pPr>
+    </w:lvl>
+    <w:lvl w:ilvl="8">
+      <w:start w:val="1"/>
+      <w:numFmt w:val="none"/>
+      <w:suff w:val="nothing"/>
+      <w:lvlText w:val=""/>
+      <w:lvlJc w:val="left"/>
+      <w:pPr>
+        <w:tabs>
+          <w:tab w:val="num" w:pos="0"/>
+        </w:tabs>
+        <w:ind w:left="0" w:hanging="0"/>
+      </w:pPr>
+    </w:lvl>
+  </w:abstractNum>
+  <w:abstractNum w:abstractNumId="2">
+    <w:lvl w:ilvl="0">
+      <w:start w:val="1"/>
+      <w:numFmt w:val="decimal"/>
+      <w:lvlText w:val="%1)"/>
+      <w:lvlJc w:val="left"/>
+      <w:pPr>
+        <w:tabs>
+          <w:tab w:val="num" w:pos="0"/>
+        </w:tabs>
+        <w:ind w:left="720" w:hanging="360"/>
+      </w:pPr>
+      <w:rPr/>
+    </w:lvl>
+    <w:lvl w:ilvl="1">
+      <w:start w:val="1"/>
+      <w:numFmt w:val="lowerLetter"/>
+      <w:lvlText w:val="%2."/>
+      <w:lvlJc w:val="left"/>
+      <w:pPr>
+        <w:tabs>
+          <w:tab w:val="num" w:pos="0"/>
+        </w:tabs>
+        <w:ind w:left="1440" w:hanging="360"/>
+      </w:pPr>
+      <w:rPr/>
+    </w:lvl>
+    <w:lvl w:ilvl="2">
+      <w:start w:val="1"/>
+      <w:numFmt w:val="lowerRoman"/>
+      <w:lvlText w:val="%3."/>
+      <w:lvlJc w:val="right"/>
+      <w:pPr>
+        <w:tabs>
+          <w:tab w:val="num" w:pos="0"/>
+        </w:tabs>
+        <w:ind w:left="2160" w:hanging="180"/>
+      </w:pPr>
+      <w:rPr/>
+    </w:lvl>
+    <w:lvl w:ilvl="3">
+      <w:start w:val="1"/>
+      <w:numFmt w:val="decimal"/>
+      <w:lvlText w:val="%4."/>
+      <w:lvlJc w:val="left"/>
+      <w:pPr>
+        <w:tabs>
+          <w:tab w:val="num" w:pos="0"/>
+        </w:tabs>
+        <w:ind w:left="2880" w:hanging="360"/>
+      </w:pPr>
+      <w:rPr/>
+    </w:lvl>
+    <w:lvl w:ilvl="4">
+      <w:start w:val="1"/>
+      <w:numFmt w:val="lowerLetter"/>
+      <w:lvlText w:val="%5."/>
+      <w:lvlJc w:val="left"/>
+      <w:pPr>
+        <w:tabs>
+          <w:tab w:val="num" w:pos="0"/>
+        </w:tabs>
+        <w:ind w:left="3600" w:hanging="360"/>
+      </w:pPr>
+      <w:rPr/>
+    </w:lvl>
+    <w:lvl w:ilvl="5">
+      <w:start w:val="1"/>
+      <w:numFmt w:val="lowerRoman"/>
+      <w:lvlText w:val="%6."/>
+      <w:lvlJc w:val="right"/>
+      <w:pPr>
+        <w:tabs>
+          <w:tab w:val="num" w:pos="0"/>
+        </w:tabs>
+        <w:ind w:left="4320" w:hanging="180"/>
+      </w:pPr>
+      <w:rPr/>
+    </w:lvl>
+    <w:lvl w:ilvl="6">
+      <w:start w:val="1"/>
+      <w:numFmt w:val="decimal"/>
+      <w:lvlText w:val="%7."/>
+      <w:lvlJc w:val="left"/>
+      <w:pPr>
+        <w:tabs>
+          <w:tab w:val="num" w:pos="0"/>
+        </w:tabs>
+        <w:ind w:left="5040" w:hanging="360"/>
+      </w:pPr>
+      <w:rPr/>
+    </w:lvl>
+    <w:lvl w:ilvl="7">
+      <w:start w:val="1"/>
+      <w:numFmt w:val="lowerLetter"/>
+      <w:lvlText w:val="%8."/>
+      <w:lvlJc w:val="left"/>
+      <w:pPr>
+        <w:tabs>
+          <w:tab w:val="num" w:pos="0"/>
+        </w:tabs>
+        <w:ind w:left="5760" w:hanging="360"/>
+      </w:pPr>
+      <w:rPr/>
+    </w:lvl>
+    <w:lvl w:ilvl="8">
+      <w:start w:val="1"/>
+      <w:numFmt w:val="lowerRoman"/>
+      <w:lvlText w:val="%9."/>
+      <w:lvlJc w:val="right"/>
+      <w:pPr>
+        <w:tabs>
+          <w:tab w:val="num" w:pos="0"/>
+        </w:tabs>
+        <w:ind w:left="6480" w:hanging="180"/>
+      </w:pPr>
+      <w:rPr/>
+    </w:lvl>
+  </w:abstractNum>
+  <w:abstractNum w:abstractNumId="3">
+    <w:lvl w:ilvl="0">
+      <w:start w:val="1"/>
+      <w:numFmt w:val="decimal"/>
+      <w:lvlText w:val="%1)"/>
+      <w:lvlJc w:val="left"/>
+      <w:pPr>
+        <w:tabs>
+          <w:tab w:val="num" w:pos="0"/>
+        </w:tabs>
+        <w:ind w:left="720" w:hanging="360"/>
+      </w:pPr>
+      <w:rPr/>
+    </w:lvl>
+    <w:lvl w:ilvl="1">
       <w:start w:val="1"/>
       <w:numFmt w:val="bullet"/>
       <w:lvlText w:val=""/>
       <w:lvlJc w:val="left"/>
       <w:pPr>
+        <w:tabs>
+          <w:tab w:val="num" w:pos="0"/>
+        </w:tabs>
+        <w:ind w:left="1440" w:hanging="360"/>
+      </w:pPr>
+      <w:rPr>
+        <w:rFonts w:ascii="Symbol" w:hAnsi="Symbol" w:cs="Symbol" w:hint="default"/>
+      </w:rPr>
+    </w:lvl>
+    <w:lvl w:ilvl="2">
+      <w:start w:val="1"/>
+      <w:numFmt w:val="lowerRoman"/>
+      <w:lvlText w:val="%3."/>
+      <w:lvlJc w:val="right"/>
+      <w:pPr>
+        <w:tabs>
+          <w:tab w:val="num" w:pos="0"/>
+        </w:tabs>
+        <w:ind w:left="2160" w:hanging="180"/>
+      </w:pPr>
+      <w:rPr/>
+    </w:lvl>
+    <w:lvl w:ilvl="3">
+      <w:start w:val="1"/>
+      <w:numFmt w:val="decimal"/>
+      <w:lvlText w:val="%4."/>
+      <w:lvlJc w:val="left"/>
+      <w:pPr>
+        <w:tabs>
+          <w:tab w:val="num" w:pos="0"/>
+        </w:tabs>
+        <w:ind w:left="2880" w:hanging="360"/>
+      </w:pPr>
+      <w:rPr/>
+    </w:lvl>
+    <w:lvl w:ilvl="4">
+      <w:start w:val="1"/>
+      <w:numFmt w:val="lowerLetter"/>
+      <w:lvlText w:val="%5."/>
+      <w:lvlJc w:val="left"/>
+      <w:pPr>
+        <w:tabs>
+          <w:tab w:val="num" w:pos="0"/>
+        </w:tabs>
+        <w:ind w:left="3600" w:hanging="360"/>
+      </w:pPr>
+      <w:rPr/>
+    </w:lvl>
+    <w:lvl w:ilvl="5">
+      <w:start w:val="1"/>
+      <w:numFmt w:val="lowerRoman"/>
+      <w:lvlText w:val="%6."/>
+      <w:lvlJc w:val="right"/>
+      <w:pPr>
+        <w:tabs>
+          <w:tab w:val="num" w:pos="0"/>
+        </w:tabs>
+        <w:ind w:left="4320" w:hanging="180"/>
+      </w:pPr>
+      <w:rPr/>
+    </w:lvl>
+    <w:lvl w:ilvl="6">
+      <w:start w:val="1"/>
+      <w:numFmt w:val="decimal"/>
+      <w:lvlText w:val="%7."/>
+      <w:lvlJc w:val="left"/>
+      <w:pPr>
+        <w:tabs>
+          <w:tab w:val="num" w:pos="0"/>
+        </w:tabs>
+        <w:ind w:left="5040" w:hanging="360"/>
+      </w:pPr>
+      <w:rPr/>
+    </w:lvl>
+    <w:lvl w:ilvl="7">
+      <w:start w:val="1"/>
+      <w:numFmt w:val="lowerLetter"/>
+      <w:lvlText w:val="%8."/>
+      <w:lvlJc w:val="left"/>
+      <w:pPr>
+        <w:tabs>
+          <w:tab w:val="num" w:pos="0"/>
+        </w:tabs>
+        <w:ind w:left="5760" w:hanging="360"/>
+      </w:pPr>
+      <w:rPr/>
+    </w:lvl>
+    <w:lvl w:ilvl="8">
+      <w:start w:val="1"/>
+      <w:numFmt w:val="lowerRoman"/>
+      <w:lvlText w:val="%9."/>
+      <w:lvlJc w:val="right"/>
+      <w:pPr>
+        <w:tabs>
+          <w:tab w:val="num" w:pos="0"/>
+        </w:tabs>
+        <w:ind w:left="6480" w:hanging="180"/>
+      </w:pPr>
+      <w:rPr/>
+    </w:lvl>
+  </w:abstractNum>
+  <w:abstractNum w:abstractNumId="4">
+    <w:lvl w:ilvl="0">
+      <w:start w:val="1"/>
+      <w:numFmt w:val="bullet"/>
+      <w:lvlText w:val=""/>
+      <w:lvlJc w:val="left"/>
+      <w:pPr>
+        <w:tabs>
+          <w:tab w:val="num" w:pos="0"/>
+        </w:tabs>
         <w:ind w:left="720" w:hanging="360"/>
       </w:pPr>
       <w:rPr>
-        <w:rFonts w:ascii="Symbol" w:hAnsi="Symbol" w:hint="default"/>
+        <w:rFonts w:ascii="Symbol" w:hAnsi="Symbol" w:cs="Symbol" w:hint="default"/>
       </w:rPr>
     </w:lvl>
-    <w:lvl w:ilvl="1" w:tplc="04050003" w:tentative="1">
+    <w:lvl w:ilvl="1">
       <w:start w:val="1"/>
       <w:numFmt w:val="bullet"/>
       <w:lvlText w:val="o"/>
       <w:lvlJc w:val="left"/>
       <w:pPr>
+        <w:tabs>
+          <w:tab w:val="num" w:pos="0"/>
+        </w:tabs>
         <w:ind w:left="1440" w:hanging="360"/>
       </w:pPr>
       <w:rPr>
         <w:rFonts w:ascii="Courier New" w:hAnsi="Courier New" w:cs="Courier New" w:hint="default"/>
       </w:rPr>
     </w:lvl>
-    <w:lvl w:ilvl="2" w:tplc="04050005" w:tentative="1">
+    <w:lvl w:ilvl="2">
       <w:start w:val="1"/>
       <w:numFmt w:val="bullet"/>
       <w:lvlText w:val=""/>
       <w:lvlJc w:val="left"/>
       <w:pPr>
+        <w:tabs>
+          <w:tab w:val="num" w:pos="0"/>
+        </w:tabs>
         <w:ind w:left="2160" w:hanging="360"/>
       </w:pPr>
       <w:rPr>
-        <w:rFonts w:ascii="Wingdings" w:hAnsi="Wingdings" w:hint="default"/>
+        <w:rFonts w:ascii="Wingdings" w:hAnsi="Wingdings" w:cs="Wingdings" w:hint="default"/>
       </w:rPr>
     </w:lvl>
-    <w:lvl w:ilvl="3" w:tplc="04050001" w:tentative="1">
+    <w:lvl w:ilvl="3">
       <w:start w:val="1"/>
       <w:numFmt w:val="bullet"/>
       <w:lvlText w:val=""/>
       <w:lvlJc w:val="left"/>
       <w:pPr>
+        <w:tabs>
+          <w:tab w:val="num" w:pos="0"/>
+        </w:tabs>
         <w:ind w:left="2880" w:hanging="360"/>
       </w:pPr>
       <w:rPr>
-        <w:rFonts w:ascii="Symbol" w:hAnsi="Symbol" w:hint="default"/>
+        <w:rFonts w:ascii="Symbol" w:hAnsi="Symbol" w:cs="Symbol" w:hint="default"/>
       </w:rPr>
     </w:lvl>
-    <w:lvl w:ilvl="4" w:tplc="04050003" w:tentative="1">
+    <w:lvl w:ilvl="4">
       <w:start w:val="1"/>
       <w:numFmt w:val="bullet"/>
       <w:lvlText w:val="o"/>
       <w:lvlJc w:val="left"/>
       <w:pPr>
+        <w:tabs>
+          <w:tab w:val="num" w:pos="0"/>
+        </w:tabs>
         <w:ind w:left="3600" w:hanging="360"/>
       </w:pPr>
       <w:rPr>
         <w:rFonts w:ascii="Courier New" w:hAnsi="Courier New" w:cs="Courier New" w:hint="default"/>
       </w:rPr>
     </w:lvl>
-    <w:lvl w:ilvl="5" w:tplc="04050005" w:tentative="1">
+    <w:lvl w:ilvl="5">
       <w:start w:val="1"/>
       <w:numFmt w:val="bullet"/>
       <w:lvlText w:val=""/>
       <w:lvlJc w:val="left"/>
       <w:pPr>
+        <w:tabs>
+          <w:tab w:val="num" w:pos="0"/>
+        </w:tabs>
         <w:ind w:left="4320" w:hanging="360"/>
       </w:pPr>
       <w:rPr>
-        <w:rFonts w:ascii="Wingdings" w:hAnsi="Wingdings" w:hint="default"/>
+        <w:rFonts w:ascii="Wingdings" w:hAnsi="Wingdings" w:cs="Wingdings" w:hint="default"/>
       </w:rPr>
     </w:lvl>
-    <w:lvl w:ilvl="6" w:tplc="04050001" w:tentative="1">
+    <w:lvl w:ilvl="6">
       <w:start w:val="1"/>
       <w:numFmt w:val="bullet"/>
       <w:lvlText w:val=""/>
       <w:lvlJc w:val="left"/>
       <w:pPr>
+        <w:tabs>
+          <w:tab w:val="num" w:pos="0"/>
+        </w:tabs>
         <w:ind w:left="5040" w:hanging="360"/>
       </w:pPr>
       <w:rPr>
-        <w:rFonts w:ascii="Symbol" w:hAnsi="Symbol" w:hint="default"/>
+        <w:rFonts w:ascii="Symbol" w:hAnsi="Symbol" w:cs="Symbol" w:hint="default"/>
       </w:rPr>
     </w:lvl>
-    <w:lvl w:ilvl="7" w:tplc="04050003" w:tentative="1">
+    <w:lvl w:ilvl="7">
       <w:start w:val="1"/>
       <w:numFmt w:val="bullet"/>
       <w:lvlText w:val="o"/>
       <w:lvlJc w:val="left"/>
       <w:pPr>
+        <w:tabs>
+          <w:tab w:val="num" w:pos="0"/>
+        </w:tabs>
         <w:ind w:left="5760" w:hanging="360"/>
       </w:pPr>
       <w:rPr>
         <w:rFonts w:ascii="Courier New" w:hAnsi="Courier New" w:cs="Courier New" w:hint="default"/>
       </w:rPr>
     </w:lvl>
-    <w:lvl w:ilvl="8" w:tplc="04050005" w:tentative="1">
+    <w:lvl w:ilvl="8">
       <w:start w:val="1"/>
       <w:numFmt w:val="bullet"/>
       <w:lvlText w:val=""/>
       <w:lvlJc w:val="left"/>
       <w:pPr>
+        <w:tabs>
+          <w:tab w:val="num" w:pos="0"/>
+        </w:tabs>
         <w:ind w:left="6480" w:hanging="360"/>
       </w:pPr>
       <w:rPr>
-        <w:rFonts w:ascii="Wingdings" w:hAnsi="Wingdings" w:hint="default"/>
+        <w:rFonts w:ascii="Wingdings" w:hAnsi="Wingdings" w:cs="Wingdings" w:hint="default"/>
       </w:rPr>
-    </w:lvl>
-  </w:abstractNum>
-  <w:abstractNum w:abstractNumId="1" w15:restartNumberingAfterBreak="0">
-    <w:nsid w:val="4C994445"/>
-    <w:multiLevelType w:val="hybridMultilevel"/>
-    <w:tmpl w:val="552E3804"/>
-    <w:lvl w:ilvl="0" w:tplc="04050011">
-      <w:start w:val="1"/>
-      <w:numFmt w:val="decimal"/>
-      <w:lvlText w:val="%1)"/>
-      <w:lvlJc w:val="left"/>
-      <w:pPr>
-        <w:ind w:left="720" w:hanging="360"/>
-      </w:pPr>
-      <w:rPr>
-        <w:rFonts w:hint="default"/>
-      </w:rPr>
-    </w:lvl>
-    <w:lvl w:ilvl="1" w:tplc="04050001">
-      <w:start w:val="1"/>
-      <w:numFmt w:val="bullet"/>
-      <w:lvlText w:val=""/>
-      <w:lvlJc w:val="left"/>
-      <w:pPr>
-        <w:ind w:left="1440" w:hanging="360"/>
-      </w:pPr>
-      <w:rPr>
-        <w:rFonts w:ascii="Symbol" w:hAnsi="Symbol" w:hint="default"/>
-      </w:rPr>
-    </w:lvl>
-    <w:lvl w:ilvl="2" w:tplc="0405001B" w:tentative="1">
-      <w:start w:val="1"/>
-      <w:numFmt w:val="lowerRoman"/>
-      <w:lvlText w:val="%3."/>
-      <w:lvlJc w:val="right"/>
-      <w:pPr>
-        <w:ind w:left="2160" w:hanging="180"/>
-      </w:pPr>
-    </w:lvl>
-    <w:lvl w:ilvl="3" w:tplc="0405000F" w:tentative="1">
-      <w:start w:val="1"/>
-      <w:numFmt w:val="decimal"/>
-      <w:lvlText w:val="%4."/>
-      <w:lvlJc w:val="left"/>
-      <w:pPr>
-        <w:ind w:left="2880" w:hanging="360"/>
-      </w:pPr>
-    </w:lvl>
-    <w:lvl w:ilvl="4" w:tplc="04050019" w:tentative="1">
-      <w:start w:val="1"/>
-      <w:numFmt w:val="lowerLetter"/>
-      <w:lvlText w:val="%5."/>
-      <w:lvlJc w:val="left"/>
-      <w:pPr>
-        <w:ind w:left="3600" w:hanging="360"/>
-      </w:pPr>
-    </w:lvl>
-    <w:lvl w:ilvl="5" w:tplc="0405001B" w:tentative="1">
-      <w:start w:val="1"/>
-      <w:numFmt w:val="lowerRoman"/>
-      <w:lvlText w:val="%6."/>
-      <w:lvlJc w:val="right"/>
-      <w:pPr>
-        <w:ind w:left="4320" w:hanging="180"/>
-      </w:pPr>
-    </w:lvl>
-    <w:lvl w:ilvl="6" w:tplc="0405000F" w:tentative="1">
-      <w:start w:val="1"/>
-      <w:numFmt w:val="decimal"/>
-      <w:lvlText w:val="%7."/>
-      <w:lvlJc w:val="left"/>
-      <w:pPr>
-        <w:ind w:left="5040" w:hanging="360"/>
-      </w:pPr>
-    </w:lvl>
-    <w:lvl w:ilvl="7" w:tplc="04050019" w:tentative="1">
-      <w:start w:val="1"/>
-      <w:numFmt w:val="lowerLetter"/>
-      <w:lvlText w:val="%8."/>
-      <w:lvlJc w:val="left"/>
-      <w:pPr>
-        <w:ind w:left="5760" w:hanging="360"/>
-      </w:pPr>
-    </w:lvl>
-    <w:lvl w:ilvl="8" w:tplc="0405001B" w:tentative="1">
-      <w:start w:val="1"/>
-      <w:numFmt w:val="lowerRoman"/>
-      <w:lvlText w:val="%9."/>
-      <w:lvlJc w:val="right"/>
-      <w:pPr>
-        <w:ind w:left="6480" w:hanging="180"/>
-      </w:pPr>
-    </w:lvl>
-  </w:abstractNum>
-  <w:abstractNum w:abstractNumId="2" w15:restartNumberingAfterBreak="0">
-    <w:nsid w:val="532739B5"/>
-    <w:multiLevelType w:val="hybridMultilevel"/>
-    <w:tmpl w:val="B0900EA2"/>
-    <w:lvl w:ilvl="0" w:tplc="5F442E68">
-      <w:numFmt w:val="bullet"/>
-      <w:lvlText w:val=""/>
-      <w:lvlJc w:val="left"/>
-      <w:pPr>
-        <w:ind w:left="720" w:hanging="360"/>
-      </w:pPr>
-      <w:rPr>
-        <w:rFonts w:ascii="Wingdings" w:eastAsiaTheme="minorHAnsi" w:hAnsi="Wingdings" w:cstheme="minorBidi" w:hint="default"/>
-      </w:rPr>
-    </w:lvl>
-    <w:lvl w:ilvl="1" w:tplc="04050003" w:tentative="1">
-      <w:start w:val="1"/>
-      <w:numFmt w:val="bullet"/>
-      <w:lvlText w:val="o"/>
-      <w:lvlJc w:val="left"/>
-      <w:pPr>
-        <w:ind w:left="1440" w:hanging="360"/>
-      </w:pPr>
-      <w:rPr>
-        <w:rFonts w:ascii="Courier New" w:hAnsi="Courier New" w:cs="Courier New" w:hint="default"/>
-      </w:rPr>
-    </w:lvl>
-    <w:lvl w:ilvl="2" w:tplc="04050005" w:tentative="1">
-      <w:start w:val="1"/>
-      <w:numFmt w:val="bullet"/>
-      <w:lvlText w:val=""/>
-      <w:lvlJc w:val="left"/>
-      <w:pPr>
-        <w:ind w:left="2160" w:hanging="360"/>
-      </w:pPr>
-      <w:rPr>
-        <w:rFonts w:ascii="Wingdings" w:hAnsi="Wingdings" w:hint="default"/>
-      </w:rPr>
-    </w:lvl>
-    <w:lvl w:ilvl="3" w:tplc="04050001" w:tentative="1">
-      <w:start w:val="1"/>
-      <w:numFmt w:val="bullet"/>
-      <w:lvlText w:val=""/>
-      <w:lvlJc w:val="left"/>
-      <w:pPr>
-        <w:ind w:left="2880" w:hanging="360"/>
-      </w:pPr>
-      <w:rPr>
-        <w:rFonts w:ascii="Symbol" w:hAnsi="Symbol" w:hint="default"/>
-      </w:rPr>
-    </w:lvl>
-    <w:lvl w:ilvl="4" w:tplc="04050003" w:tentative="1">
-      <w:start w:val="1"/>
-      <w:numFmt w:val="bullet"/>
-      <w:lvlText w:val="o"/>
-      <w:lvlJc w:val="left"/>
-      <w:pPr>
-        <w:ind w:left="3600" w:hanging="360"/>
-      </w:pPr>
-      <w:rPr>
-        <w:rFonts w:ascii="Courier New" w:hAnsi="Courier New" w:cs="Courier New" w:hint="default"/>
-      </w:rPr>
-    </w:lvl>
-    <w:lvl w:ilvl="5" w:tplc="04050005" w:tentative="1">
-      <w:start w:val="1"/>
-      <w:numFmt w:val="bullet"/>
-      <w:lvlText w:val=""/>
-      <w:lvlJc w:val="left"/>
-      <w:pPr>
-        <w:ind w:left="4320" w:hanging="360"/>
-      </w:pPr>
-      <w:rPr>
-        <w:rFonts w:ascii="Wingdings" w:hAnsi="Wingdings" w:hint="default"/>
-      </w:rPr>
-    </w:lvl>
-    <w:lvl w:ilvl="6" w:tplc="04050001" w:tentative="1">
-      <w:start w:val="1"/>
-      <w:numFmt w:val="bullet"/>
-      <w:lvlText w:val=""/>
-      <w:lvlJc w:val="left"/>
-      <w:pPr>
-        <w:ind w:left="5040" w:hanging="360"/>
-      </w:pPr>
-      <w:rPr>
-        <w:rFonts w:ascii="Symbol" w:hAnsi="Symbol" w:hint="default"/>
-      </w:rPr>
-    </w:lvl>
-    <w:lvl w:ilvl="7" w:tplc="04050003" w:tentative="1">
-      <w:start w:val="1"/>
-      <w:numFmt w:val="bullet"/>
-      <w:lvlText w:val="o"/>
-      <w:lvlJc w:val="left"/>
-      <w:pPr>
-        <w:ind w:left="5760" w:hanging="360"/>
-      </w:pPr>
-      <w:rPr>
-        <w:rFonts w:ascii="Courier New" w:hAnsi="Courier New" w:cs="Courier New" w:hint="default"/>
-      </w:rPr>
-    </w:lvl>
-    <w:lvl w:ilvl="8" w:tplc="04050005" w:tentative="1">
-      <w:start w:val="1"/>
-      <w:numFmt w:val="bullet"/>
-      <w:lvlText w:val=""/>
-      <w:lvlJc w:val="left"/>
-      <w:pPr>
-        <w:ind w:left="6480" w:hanging="360"/>
-      </w:pPr>
-      <w:rPr>
-        <w:rFonts w:ascii="Wingdings" w:hAnsi="Wingdings" w:hint="default"/>
-      </w:rPr>
-    </w:lvl>
-  </w:abstractNum>
-  <w:abstractNum w:abstractNumId="3" w15:restartNumberingAfterBreak="0">
-    <w:nsid w:val="5EB47C35"/>
-    <w:multiLevelType w:val="hybridMultilevel"/>
-    <w:tmpl w:val="77186A42"/>
-    <w:lvl w:ilvl="0" w:tplc="0405000F">
-      <w:start w:val="1"/>
-      <w:numFmt w:val="decimal"/>
-      <w:lvlText w:val="%1."/>
-      <w:lvlJc w:val="left"/>
-      <w:pPr>
-        <w:ind w:left="720" w:hanging="360"/>
-      </w:pPr>
-      <w:rPr>
-        <w:rFonts w:hint="default"/>
-      </w:rPr>
-    </w:lvl>
-    <w:lvl w:ilvl="1" w:tplc="04050019" w:tentative="1">
-      <w:start w:val="1"/>
-      <w:numFmt w:val="lowerLetter"/>
-      <w:lvlText w:val="%2."/>
-      <w:lvlJc w:val="left"/>
-      <w:pPr>
-        <w:ind w:left="1440" w:hanging="360"/>
-      </w:pPr>
-    </w:lvl>
-    <w:lvl w:ilvl="2" w:tplc="0405001B" w:tentative="1">
-      <w:start w:val="1"/>
-      <w:numFmt w:val="lowerRoman"/>
-      <w:lvlText w:val="%3."/>
-      <w:lvlJc w:val="right"/>
-      <w:pPr>
-        <w:ind w:left="2160" w:hanging="180"/>
-      </w:pPr>
-    </w:lvl>
-    <w:lvl w:ilvl="3" w:tplc="0405000F" w:tentative="1">
-      <w:start w:val="1"/>
-      <w:numFmt w:val="decimal"/>
-      <w:lvlText w:val="%4."/>
-      <w:lvlJc w:val="left"/>
-      <w:pPr>
-        <w:ind w:left="2880" w:hanging="360"/>
-      </w:pPr>
-    </w:lvl>
-    <w:lvl w:ilvl="4" w:tplc="04050019" w:tentative="1">
-      <w:start w:val="1"/>
-      <w:numFmt w:val="lowerLetter"/>
-      <w:lvlText w:val="%5."/>
-      <w:lvlJc w:val="left"/>
-      <w:pPr>
-        <w:ind w:left="3600" w:hanging="360"/>
-      </w:pPr>
-    </w:lvl>
-    <w:lvl w:ilvl="5" w:tplc="0405001B" w:tentative="1">
-      <w:start w:val="1"/>
-      <w:numFmt w:val="lowerRoman"/>
-      <w:lvlText w:val="%6."/>
-      <w:lvlJc w:val="right"/>
-      <w:pPr>
-        <w:ind w:left="4320" w:hanging="180"/>
-      </w:pPr>
-    </w:lvl>
-    <w:lvl w:ilvl="6" w:tplc="0405000F" w:tentative="1">
-      <w:start w:val="1"/>
-      <w:numFmt w:val="decimal"/>
-      <w:lvlText w:val="%7."/>
-      <w:lvlJc w:val="left"/>
-      <w:pPr>
-        <w:ind w:left="5040" w:hanging="360"/>
-      </w:pPr>
-    </w:lvl>
-    <w:lvl w:ilvl="7" w:tplc="04050019" w:tentative="1">
-      <w:start w:val="1"/>
-      <w:numFmt w:val="lowerLetter"/>
-      <w:lvlText w:val="%8."/>
-      <w:lvlJc w:val="left"/>
-      <w:pPr>
-        <w:ind w:left="5760" w:hanging="360"/>
-      </w:pPr>
-    </w:lvl>
-    <w:lvl w:ilvl="8" w:tplc="0405001B" w:tentative="1">
-      <w:start w:val="1"/>
-      <w:numFmt w:val="lowerRoman"/>
-      <w:lvlText w:val="%9."/>
-      <w:lvlJc w:val="right"/>
-      <w:pPr>
-        <w:ind w:left="6480" w:hanging="180"/>
-      </w:pPr>
-    </w:lvl>
-  </w:abstractNum>
-  <w:abstractNum w:abstractNumId="4" w15:restartNumberingAfterBreak="0">
-    <w:nsid w:val="7D446DDE"/>
-    <w:multiLevelType w:val="hybridMultilevel"/>
-    <w:tmpl w:val="493E512C"/>
-    <w:lvl w:ilvl="0" w:tplc="F5BCC4F2">
-      <w:start w:val="1"/>
-      <w:numFmt w:val="decimal"/>
-      <w:pStyle w:val="Nadpis3"/>
-      <w:lvlText w:val="%1)"/>
-      <w:lvlJc w:val="left"/>
-      <w:pPr>
-        <w:ind w:left="720" w:hanging="360"/>
-      </w:pPr>
-    </w:lvl>
-    <w:lvl w:ilvl="1" w:tplc="04050019" w:tentative="1">
-      <w:start w:val="1"/>
-      <w:numFmt w:val="lowerLetter"/>
-      <w:lvlText w:val="%2."/>
-      <w:lvlJc w:val="left"/>
-      <w:pPr>
-        <w:ind w:left="1440" w:hanging="360"/>
-      </w:pPr>
-    </w:lvl>
-    <w:lvl w:ilvl="2" w:tplc="0405001B" w:tentative="1">
-      <w:start w:val="1"/>
-      <w:numFmt w:val="lowerRoman"/>
-      <w:lvlText w:val="%3."/>
-      <w:lvlJc w:val="right"/>
-      <w:pPr>
-        <w:ind w:left="2160" w:hanging="180"/>
-      </w:pPr>
-    </w:lvl>
-    <w:lvl w:ilvl="3" w:tplc="0405000F" w:tentative="1">
-      <w:start w:val="1"/>
-      <w:numFmt w:val="decimal"/>
-      <w:lvlText w:val="%4."/>
-      <w:lvlJc w:val="left"/>
-      <w:pPr>
-        <w:ind w:left="2880" w:hanging="360"/>
-      </w:pPr>
-    </w:lvl>
-    <w:lvl w:ilvl="4" w:tplc="04050019" w:tentative="1">
-      <w:start w:val="1"/>
-      <w:numFmt w:val="lowerLetter"/>
-      <w:lvlText w:val="%5."/>
-      <w:lvlJc w:val="left"/>
-      <w:pPr>
-        <w:ind w:left="3600" w:hanging="360"/>
-      </w:pPr>
-    </w:lvl>
-    <w:lvl w:ilvl="5" w:tplc="0405001B" w:tentative="1">
-      <w:start w:val="1"/>
-      <w:numFmt w:val="lowerRoman"/>
-      <w:lvlText w:val="%6."/>
-      <w:lvlJc w:val="right"/>
-      <w:pPr>
-        <w:ind w:left="4320" w:hanging="180"/>
-      </w:pPr>
-    </w:lvl>
-    <w:lvl w:ilvl="6" w:tplc="0405000F" w:tentative="1">
-      <w:start w:val="1"/>
-      <w:numFmt w:val="decimal"/>
-      <w:lvlText w:val="%7."/>
-      <w:lvlJc w:val="left"/>
-      <w:pPr>
-        <w:ind w:left="5040" w:hanging="360"/>
-      </w:pPr>
-    </w:lvl>
-    <w:lvl w:ilvl="7" w:tplc="04050019" w:tentative="1">
-      <w:start w:val="1"/>
-      <w:numFmt w:val="lowerLetter"/>
-      <w:lvlText w:val="%8."/>
-      <w:lvlJc w:val="left"/>
-      <w:pPr>
-        <w:ind w:left="5760" w:hanging="360"/>
-      </w:pPr>
-    </w:lvl>
-    <w:lvl w:ilvl="8" w:tplc="0405001B" w:tentative="1">
-      <w:start w:val="1"/>
-      <w:numFmt w:val="lowerRoman"/>
-      <w:lvlText w:val="%9."/>
-      <w:lvlJc w:val="right"/>
-      <w:pPr>
-        <w:ind w:left="6480" w:hanging="180"/>
-      </w:pPr>
     </w:lvl>
   </w:abstractNum>
   <w:num w:numId="1">
+    <w:abstractNumId w:val="1"/>
+  </w:num>
+  <w:num w:numId="2">
     <w:abstractNumId w:val="2"/>
   </w:num>
-  <w:num w:numId="2">
+  <w:num w:numId="3">
     <w:abstractNumId w:val="3"/>
   </w:num>
-  <w:num w:numId="3">
+  <w:num w:numId="4">
     <w:abstractNumId w:val="4"/>
-  </w:num>
-  <w:num w:numId="4">
-    <w:abstractNumId w:val="1"/>
-  </w:num>
-  <w:num w:numId="5">
-    <w:abstractNumId w:val="0"/>
   </w:num>
 </w:numbering>
 </file>
 
 <file path=word/styles.xml><?xml version="1.0" encoding="utf-8"?>
-<w:styles xmlns:mc="http://schemas.openxmlformats.org/markup-compatibility/2006" xmlns:r="http://schemas.openxmlformats.org/officeDocument/2006/relationships" xmlns:w="http://schemas.openxmlformats.org/wordprocessingml/2006/main" xmlns:w14="http://schemas.microsoft.com/office/word/2010/wordml" xmlns:w15="http://schemas.microsoft.com/office/word/2012/wordml" xmlns:w16se="http://schemas.microsoft.com/office/word/2015/wordml/symex" mc:Ignorable="w14 w15 w16se">
+<w:styles xmlns:w="http://schemas.openxmlformats.org/wordprocessingml/2006/main" xmlns:w14="http://schemas.microsoft.com/office/word/2010/wordml" xmlns:mc="http://schemas.openxmlformats.org/markup-compatibility/2006" mc:Ignorable="w14">
   <w:docDefaults>
     <w:rPrDefault>
       <w:rPr>
-        <w:rFonts w:asciiTheme="minorHAnsi" w:eastAsiaTheme="minorHAnsi" w:hAnsiTheme="minorHAnsi" w:cstheme="minorBidi"/>
+        <w:rFonts w:ascii="Calibri" w:hAnsi="Calibri" w:eastAsia="Calibri" w:cs="" w:asciiTheme="minorHAnsi" w:cstheme="minorBidi" w:eastAsiaTheme="minorHAnsi" w:hAnsiTheme="minorHAnsi"/>
         <w:sz w:val="22"/>
         <w:szCs w:val="22"/>
         <w:lang w:val="cs-CZ" w:eastAsia="en-US" w:bidi="ar-SA"/>
@@ -1421,21 +2181,21 @@
     </w:rPrDefault>
     <w:pPrDefault>
       <w:pPr>
-        <w:spacing w:after="160" w:line="259" w:lineRule="auto"/>
+        <w:suppressAutoHyphens w:val="true"/>
       </w:pPr>
     </w:pPrDefault>
   </w:docDefaults>
   <w:latentStyles w:defLockedState="0" w:defUIPriority="99" w:defSemiHidden="0" w:defUnhideWhenUsed="0" w:defQFormat="0" w:count="371">
     <w:lsdException w:name="Normal" w:uiPriority="0" w:qFormat="1"/>
     <w:lsdException w:name="heading 1" w:uiPriority="9" w:qFormat="1"/>
-    <w:lsdException w:name="heading 2" w:semiHidden="1" w:uiPriority="9" w:unhideWhenUsed="1" w:qFormat="1"/>
-    <w:lsdException w:name="heading 3" w:semiHidden="1" w:uiPriority="9" w:unhideWhenUsed="1" w:qFormat="1"/>
-    <w:lsdException w:name="heading 4" w:semiHidden="1" w:uiPriority="9" w:unhideWhenUsed="1" w:qFormat="1"/>
-    <w:lsdException w:name="heading 5" w:semiHidden="1" w:uiPriority="9" w:unhideWhenUsed="1" w:qFormat="1"/>
-    <w:lsdException w:name="heading 6" w:semiHidden="1" w:uiPriority="9" w:unhideWhenUsed="1" w:qFormat="1"/>
-    <w:lsdException w:name="heading 7" w:semiHidden="1" w:uiPriority="9" w:unhideWhenUsed="1" w:qFormat="1"/>
-    <w:lsdException w:name="heading 8" w:semiHidden="1" w:uiPriority="9" w:unhideWhenUsed="1" w:qFormat="1"/>
-    <w:lsdException w:name="heading 9" w:semiHidden="1" w:uiPriority="9" w:unhideWhenUsed="1" w:qFormat="1"/>
+    <w:lsdException w:name="heading 2" w:uiPriority="9" w:semiHidden="1" w:unhideWhenUsed="1" w:qFormat="1"/>
+    <w:lsdException w:name="heading 3" w:uiPriority="9" w:semiHidden="1" w:unhideWhenUsed="1" w:qFormat="1"/>
+    <w:lsdException w:name="heading 4" w:uiPriority="9" w:semiHidden="1" w:unhideWhenUsed="1" w:qFormat="1"/>
+    <w:lsdException w:name="heading 5" w:uiPriority="9" w:semiHidden="1" w:unhideWhenUsed="1" w:qFormat="1"/>
+    <w:lsdException w:name="heading 6" w:uiPriority="9" w:semiHidden="1" w:unhideWhenUsed="1" w:qFormat="1"/>
+    <w:lsdException w:name="heading 7" w:uiPriority="9" w:semiHidden="1" w:unhideWhenUsed="1" w:qFormat="1"/>
+    <w:lsdException w:name="heading 8" w:uiPriority="9" w:semiHidden="1" w:unhideWhenUsed="1" w:qFormat="1"/>
+    <w:lsdException w:name="heading 9" w:uiPriority="9" w:semiHidden="1" w:unhideWhenUsed="1" w:qFormat="1"/>
     <w:lsdException w:name="index 1" w:semiHidden="1" w:unhideWhenUsed="1"/>
     <w:lsdException w:name="index 2" w:semiHidden="1" w:unhideWhenUsed="1"/>
     <w:lsdException w:name="index 3" w:semiHidden="1" w:unhideWhenUsed="1"/>
@@ -1445,22 +2205,22 @@
     <w:lsdException w:name="index 7" w:semiHidden="1" w:unhideWhenUsed="1"/>
     <w:lsdException w:name="index 8" w:semiHidden="1" w:unhideWhenUsed="1"/>
     <w:lsdException w:name="index 9" w:semiHidden="1" w:unhideWhenUsed="1"/>
-    <w:lsdException w:name="toc 1" w:semiHidden="1" w:uiPriority="39" w:unhideWhenUsed="1"/>
-    <w:lsdException w:name="toc 2" w:semiHidden="1" w:uiPriority="39" w:unhideWhenUsed="1"/>
-    <w:lsdException w:name="toc 3" w:semiHidden="1" w:uiPriority="39" w:unhideWhenUsed="1"/>
-    <w:lsdException w:name="toc 4" w:semiHidden="1" w:uiPriority="39" w:unhideWhenUsed="1"/>
-    <w:lsdException w:name="toc 5" w:semiHidden="1" w:uiPriority="39" w:unhideWhenUsed="1"/>
-    <w:lsdException w:name="toc 6" w:semiHidden="1" w:uiPriority="39" w:unhideWhenUsed="1"/>
-    <w:lsdException w:name="toc 7" w:semiHidden="1" w:uiPriority="39" w:unhideWhenUsed="1"/>
-    <w:lsdException w:name="toc 8" w:semiHidden="1" w:uiPriority="39" w:unhideWhenUsed="1"/>
-    <w:lsdException w:name="toc 9" w:semiHidden="1" w:uiPriority="39" w:unhideWhenUsed="1"/>
+    <w:lsdException w:name="toc 1" w:uiPriority="39" w:semiHidden="1" w:unhideWhenUsed="1"/>
+    <w:lsdException w:name="toc 2" w:uiPriority="39" w:semiHidden="1" w:unhideWhenUsed="1"/>
+    <w:lsdException w:name="toc 3" w:uiPriority="39" w:semiHidden="1" w:unhideWhenUsed="1"/>
+    <w:lsdException w:name="toc 4" w:uiPriority="39" w:semiHidden="1" w:unhideWhenUsed="1"/>
+    <w:lsdException w:name="toc 5" w:uiPriority="39" w:semiHidden="1" w:unhideWhenUsed="1"/>
+    <w:lsdException w:name="toc 6" w:uiPriority="39" w:semiHidden="1" w:unhideWhenUsed="1"/>
+    <w:lsdException w:name="toc 7" w:uiPriority="39" w:semiHidden="1" w:unhideWhenUsed="1"/>
+    <w:lsdException w:name="toc 8" w:uiPriority="39" w:semiHidden="1" w:unhideWhenUsed="1"/>
+    <w:lsdException w:name="toc 9" w:uiPriority="39" w:semiHidden="1" w:unhideWhenUsed="1"/>
     <w:lsdException w:name="Normal Indent" w:semiHidden="1" w:unhideWhenUsed="1"/>
     <w:lsdException w:name="footnote text" w:semiHidden="1" w:unhideWhenUsed="1"/>
     <w:lsdException w:name="annotation text" w:semiHidden="1" w:unhideWhenUsed="1"/>
     <w:lsdException w:name="header" w:semiHidden="1" w:unhideWhenUsed="1"/>
     <w:lsdException w:name="footer" w:semiHidden="1" w:unhideWhenUsed="1"/>
     <w:lsdException w:name="index heading" w:semiHidden="1" w:unhideWhenUsed="1"/>
-    <w:lsdException w:name="caption" w:semiHidden="1" w:uiPriority="35" w:unhideWhenUsed="1" w:qFormat="1"/>
+    <w:lsdException w:name="caption" w:uiPriority="35" w:semiHidden="1" w:unhideWhenUsed="1" w:qFormat="1"/>
     <w:lsdException w:name="table of figures" w:semiHidden="1" w:unhideWhenUsed="1"/>
     <w:lsdException w:name="envelope address" w:semiHidden="1" w:unhideWhenUsed="1"/>
     <w:lsdException w:name="envelope return" w:semiHidden="1" w:unhideWhenUsed="1"/>
@@ -1491,7 +2251,7 @@
     <w:lsdException w:name="Title" w:uiPriority="10" w:qFormat="1"/>
     <w:lsdException w:name="Closing" w:semiHidden="1" w:unhideWhenUsed="1"/>
     <w:lsdException w:name="Signature" w:semiHidden="1" w:unhideWhenUsed="1"/>
-    <w:lsdException w:name="Default Paragraph Font" w:semiHidden="1" w:uiPriority="1" w:unhideWhenUsed="1"/>
+    <w:lsdException w:name="Default Paragraph Font" w:uiPriority="1" w:semiHidden="1" w:unhideWhenUsed="1"/>
     <w:lsdException w:name="Body Text" w:semiHidden="1" w:unhideWhenUsed="1"/>
     <w:lsdException w:name="Body Text Indent" w:semiHidden="1" w:unhideWhenUsed="1"/>
     <w:lsdException w:name="List Continue" w:semiHidden="1" w:unhideWhenUsed="1"/>
@@ -1691,8 +2451,8 @@
     <w:lsdException w:name="Subtle Reference" w:uiPriority="31" w:qFormat="1"/>
     <w:lsdException w:name="Intense Reference" w:uiPriority="32" w:qFormat="1"/>
     <w:lsdException w:name="Book Title" w:uiPriority="33" w:qFormat="1"/>
-    <w:lsdException w:name="Bibliography" w:semiHidden="1" w:uiPriority="37" w:unhideWhenUsed="1"/>
-    <w:lsdException w:name="TOC Heading" w:semiHidden="1" w:uiPriority="39" w:unhideWhenUsed="1" w:qFormat="1"/>
+    <w:lsdException w:name="Bibliography" w:uiPriority="37" w:semiHidden="1" w:unhideWhenUsed="1"/>
+    <w:lsdException w:name="TOC Heading" w:uiPriority="39" w:semiHidden="1" w:unhideWhenUsed="1" w:qFormat="1"/>
     <w:lsdException w:name="Plain Table 1" w:uiPriority="41"/>
     <w:lsdException w:name="Plain Table 2" w:uiPriority="42"/>
     <w:lsdException w:name="Plain Table 3" w:uiPriority="43"/>
@@ -1798,117 +2558,218 @@
     <w:lsdException w:name="List Table 6 Colorful Accent 6" w:uiPriority="51"/>
     <w:lsdException w:name="List Table 7 Colorful Accent 6" w:uiPriority="52"/>
   </w:latentStyles>
-  <w:style w:type="paragraph" w:default="1" w:styleId="Normln">
+  <w:style w:type="paragraph" w:styleId="Normal" w:default="1">
     <w:name w:val="Normal"/>
     <w:qFormat/>
+    <w:pPr>
+      <w:widowControl/>
+      <w:bidi w:val="0"/>
+      <w:spacing w:lineRule="auto" w:line="259" w:before="0" w:after="160"/>
+      <w:jc w:val="left"/>
+    </w:pPr>
+    <w:rPr>
+      <w:rFonts w:ascii="Calibri" w:hAnsi="Calibri" w:eastAsia="Calibri" w:cs="" w:asciiTheme="minorHAnsi" w:cstheme="minorBidi" w:eastAsiaTheme="minorHAnsi" w:hAnsiTheme="minorHAnsi"/>
+      <w:color w:val="auto"/>
+      <w:kern w:val="0"/>
+      <w:sz w:val="22"/>
+      <w:szCs w:val="22"/>
+      <w:lang w:val="cs-CZ" w:eastAsia="en-US" w:bidi="ar-SA"/>
+    </w:rPr>
   </w:style>
   <w:style w:type="paragraph" w:styleId="Nadpis1">
-    <w:name w:val="heading 1"/>
-    <w:basedOn w:val="Normln"/>
-    <w:next w:val="Normln"/>
+    <w:name w:val="Heading 1"/>
+    <w:basedOn w:val="Normal"/>
+    <w:next w:val="Normal"/>
     <w:link w:val="Nadpis1Char"/>
     <w:uiPriority w:val="9"/>
     <w:qFormat/>
     <w:rsid w:val="00900160"/>
     <w:pPr>
-      <w:keepNext/>
+      <w:keepNext w:val="true"/>
       <w:keepLines/>
       <w:spacing w:before="240" w:after="0"/>
       <w:outlineLvl w:val="0"/>
     </w:pPr>
     <w:rPr>
-      <w:rFonts w:asciiTheme="majorHAnsi" w:eastAsiaTheme="majorEastAsia" w:hAnsiTheme="majorHAnsi" w:cstheme="majorBidi"/>
-      <w:color w:val="2F5496" w:themeColor="accent1" w:themeShade="BF"/>
+      <w:rFonts w:ascii="Calibri Light" w:hAnsi="Calibri Light" w:eastAsia="" w:cs="" w:asciiTheme="majorHAnsi" w:cstheme="majorBidi" w:eastAsiaTheme="majorEastAsia" w:hAnsiTheme="majorHAnsi"/>
+      <w:color w:val="2F5496" w:themeColor="accent1" w:themeShade="bf"/>
       <w:sz w:val="32"/>
       <w:szCs w:val="32"/>
     </w:rPr>
   </w:style>
   <w:style w:type="paragraph" w:styleId="Nadpis2">
-    <w:name w:val="heading 2"/>
-    <w:basedOn w:val="Normln"/>
-    <w:next w:val="Normln"/>
+    <w:name w:val="Heading 2"/>
+    <w:basedOn w:val="Normal"/>
+    <w:next w:val="Normal"/>
     <w:link w:val="Nadpis2Char"/>
     <w:uiPriority w:val="9"/>
     <w:unhideWhenUsed/>
     <w:qFormat/>
     <w:rsid w:val="00900160"/>
     <w:pPr>
-      <w:keepNext/>
+      <w:keepNext w:val="true"/>
       <w:keepLines/>
       <w:spacing w:before="40" w:after="0"/>
       <w:outlineLvl w:val="1"/>
     </w:pPr>
     <w:rPr>
-      <w:rFonts w:asciiTheme="majorHAnsi" w:eastAsiaTheme="majorEastAsia" w:hAnsiTheme="majorHAnsi" w:cstheme="majorBidi"/>
-      <w:color w:val="2F5496" w:themeColor="accent1" w:themeShade="BF"/>
+      <w:rFonts w:ascii="Calibri Light" w:hAnsi="Calibri Light" w:eastAsia="" w:cs="" w:asciiTheme="majorHAnsi" w:cstheme="majorBidi" w:eastAsiaTheme="majorEastAsia" w:hAnsiTheme="majorHAnsi"/>
+      <w:color w:val="2F5496" w:themeColor="accent1" w:themeShade="bf"/>
       <w:sz w:val="26"/>
       <w:szCs w:val="26"/>
     </w:rPr>
   </w:style>
   <w:style w:type="paragraph" w:styleId="Nadpis3">
-    <w:name w:val="heading 3"/>
-    <w:basedOn w:val="Normln"/>
-    <w:next w:val="Normln"/>
+    <w:name w:val="Heading 3"/>
+    <w:basedOn w:val="Normal"/>
+    <w:next w:val="Normal"/>
     <w:link w:val="Nadpis3Char"/>
     <w:uiPriority w:val="9"/>
     <w:semiHidden/>
     <w:unhideWhenUsed/>
     <w:qFormat/>
-    <w:rsid w:val="003A191F"/>
+    <w:rsid w:val="003a191f"/>
     <w:pPr>
-      <w:keepNext/>
+      <w:keepNext w:val="true"/>
       <w:keepLines/>
       <w:numPr>
-        <w:numId w:val="3"/>
+        <w:ilvl w:val="0"/>
+        <w:numId w:val="2"/>
       </w:numPr>
       <w:spacing w:before="40" w:after="0"/>
       <w:ind w:left="714" w:hanging="357"/>
       <w:outlineLvl w:val="2"/>
     </w:pPr>
     <w:rPr>
-      <w:rFonts w:asciiTheme="majorHAnsi" w:eastAsiaTheme="majorEastAsia" w:hAnsiTheme="majorHAnsi" w:cstheme="majorBidi"/>
-      <w:color w:val="1F3763" w:themeColor="accent1" w:themeShade="7F"/>
+      <w:rFonts w:ascii="Calibri Light" w:hAnsi="Calibri Light" w:eastAsia="" w:cs="" w:asciiTheme="majorHAnsi" w:cstheme="majorBidi" w:eastAsiaTheme="majorEastAsia" w:hAnsiTheme="majorHAnsi"/>
+      <w:color w:val="1F3763" w:themeColor="accent1" w:themeShade="7f"/>
       <w:sz w:val="24"/>
       <w:szCs w:val="24"/>
     </w:rPr>
   </w:style>
-  <w:style w:type="character" w:default="1" w:styleId="Standardnpsmoodstavce">
+  <w:style w:type="character" w:styleId="DefaultParagraphFont" w:default="1">
     <w:name w:val="Default Paragraph Font"/>
     <w:uiPriority w:val="1"/>
     <w:semiHidden/>
     <w:unhideWhenUsed/>
+    <w:qFormat/>
+    <w:rPr/>
   </w:style>
-  <w:style w:type="table" w:default="1" w:styleId="Normlntabulka">
-    <w:name w:val="Normal Table"/>
-    <w:uiPriority w:val="99"/>
+  <w:style w:type="character" w:styleId="Nadpis1Char" w:customStyle="1">
+    <w:name w:val="Nadpis 1 Char"/>
+    <w:basedOn w:val="DefaultParagraphFont"/>
+    <w:uiPriority w:val="9"/>
+    <w:qFormat/>
+    <w:rsid w:val="00900160"/>
+    <w:rPr>
+      <w:rFonts w:ascii="Calibri Light" w:hAnsi="Calibri Light" w:eastAsia="" w:cs="" w:asciiTheme="majorHAnsi" w:cstheme="majorBidi" w:eastAsiaTheme="majorEastAsia" w:hAnsiTheme="majorHAnsi"/>
+      <w:color w:val="2F5496" w:themeColor="accent1" w:themeShade="bf"/>
+      <w:sz w:val="32"/>
+      <w:szCs w:val="32"/>
+    </w:rPr>
+  </w:style>
+  <w:style w:type="character" w:styleId="Nadpis2Char" w:customStyle="1">
+    <w:name w:val="Nadpis 2 Char"/>
+    <w:basedOn w:val="DefaultParagraphFont"/>
+    <w:uiPriority w:val="9"/>
+    <w:qFormat/>
+    <w:rsid w:val="00900160"/>
+    <w:rPr>
+      <w:rFonts w:ascii="Calibri Light" w:hAnsi="Calibri Light" w:eastAsia="" w:cs="" w:asciiTheme="majorHAnsi" w:cstheme="majorBidi" w:eastAsiaTheme="majorEastAsia" w:hAnsiTheme="majorHAnsi"/>
+      <w:color w:val="2F5496" w:themeColor="accent1" w:themeShade="bf"/>
+      <w:sz w:val="26"/>
+      <w:szCs w:val="26"/>
+    </w:rPr>
+  </w:style>
+  <w:style w:type="character" w:styleId="Nadpis3Char" w:customStyle="1">
+    <w:name w:val="Nadpis 3 Char"/>
+    <w:basedOn w:val="DefaultParagraphFont"/>
+    <w:uiPriority w:val="9"/>
     <w:semiHidden/>
-    <w:unhideWhenUsed/>
-    <w:tblPr>
-      <w:tblInd w:w="0" w:type="dxa"/>
-      <w:tblCellMar>
-        <w:top w:w="0" w:type="dxa"/>
-        <w:left w:w="108" w:type="dxa"/>
-        <w:bottom w:w="0" w:type="dxa"/>
-        <w:right w:w="108" w:type="dxa"/>
-      </w:tblCellMar>
-    </w:tblPr>
+    <w:qFormat/>
+    <w:rsid w:val="003a191f"/>
+    <w:rPr>
+      <w:rFonts w:ascii="Calibri Light" w:hAnsi="Calibri Light" w:eastAsia="" w:cs="" w:asciiTheme="majorHAnsi" w:cstheme="majorBidi" w:eastAsiaTheme="majorEastAsia" w:hAnsiTheme="majorHAnsi"/>
+      <w:color w:val="1F3763" w:themeColor="accent1" w:themeShade="7f"/>
+      <w:sz w:val="24"/>
+      <w:szCs w:val="24"/>
+    </w:rPr>
   </w:style>
-  <w:style w:type="numbering" w:default="1" w:styleId="Bezseznamu">
-    <w:name w:val="No List"/>
-    <w:uiPriority w:val="99"/>
-    <w:semiHidden/>
-    <w:unhideWhenUsed/>
+  <w:style w:type="character" w:styleId="Zdrojovtext">
+    <w:name w:val="Zdrojový text"/>
+    <w:qFormat/>
+    <w:rPr>
+      <w:rFonts w:ascii="Liberation Mono" w:hAnsi="Liberation Mono" w:eastAsia="Liberation Mono" w:cs="Liberation Mono"/>
+    </w:rPr>
   </w:style>
-  <w:style w:type="paragraph" w:styleId="Titulek">
+  <w:style w:type="paragraph" w:styleId="Nadpis">
+    <w:name w:val="Nadpis"/>
+    <w:basedOn w:val="Normal"/>
+    <w:next w:val="Tlotextu"/>
+    <w:qFormat/>
+    <w:pPr>
+      <w:keepNext w:val="true"/>
+      <w:spacing w:before="240" w:after="120"/>
+    </w:pPr>
+    <w:rPr>
+      <w:rFonts w:ascii="Liberation Sans" w:hAnsi="Liberation Sans" w:eastAsia="Noto Sans CJK SC" w:cs="Lohit Devanagari"/>
+      <w:sz w:val="28"/>
+      <w:szCs w:val="28"/>
+    </w:rPr>
+  </w:style>
+  <w:style w:type="paragraph" w:styleId="Tlotextu">
+    <w:name w:val="Body Text"/>
+    <w:basedOn w:val="Normal"/>
+    <w:pPr>
+      <w:spacing w:lineRule="auto" w:line="276" w:before="0" w:after="140"/>
+    </w:pPr>
+    <w:rPr/>
+  </w:style>
+  <w:style w:type="paragraph" w:styleId="Seznam">
+    <w:name w:val="List"/>
+    <w:basedOn w:val="Tlotextu"/>
+    <w:pPr/>
+    <w:rPr>
+      <w:rFonts w:cs="Lohit Devanagari"/>
+    </w:rPr>
+  </w:style>
+  <w:style w:type="paragraph" w:styleId="Popisek">
+    <w:name w:val="Caption"/>
+    <w:basedOn w:val="Normal"/>
+    <w:qFormat/>
+    <w:pPr>
+      <w:suppressLineNumbers/>
+      <w:spacing w:before="120" w:after="120"/>
+    </w:pPr>
+    <w:rPr>
+      <w:rFonts w:cs="Lohit Devanagari"/>
+      <w:i/>
+      <w:iCs/>
+      <w:sz w:val="24"/>
+      <w:szCs w:val="24"/>
+    </w:rPr>
+  </w:style>
+  <w:style w:type="paragraph" w:styleId="Rejstk">
+    <w:name w:val="Rejstřík"/>
+    <w:basedOn w:val="Normal"/>
+    <w:qFormat/>
+    <w:pPr>
+      <w:suppressLineNumbers/>
+    </w:pPr>
+    <w:rPr>
+      <w:rFonts w:cs="Lohit Devanagari"/>
+    </w:rPr>
+  </w:style>
+  <w:style w:type="paragraph" w:styleId="Caption">
     <w:name w:val="caption"/>
-    <w:basedOn w:val="Normln"/>
-    <w:next w:val="Normln"/>
+    <w:basedOn w:val="Normal"/>
+    <w:next w:val="Normal"/>
     <w:uiPriority w:val="35"/>
     <w:unhideWhenUsed/>
     <w:qFormat/>
     <w:rsid w:val="00251861"/>
     <w:pPr>
-      <w:spacing w:after="200" w:line="240" w:lineRule="auto"/>
+      <w:spacing w:lineRule="auto" w:line="240" w:before="0" w:after="200"/>
     </w:pPr>
     <w:rPr>
       <w:i/>
@@ -1918,75 +2779,58 @@
       <w:szCs w:val="18"/>
     </w:rPr>
   </w:style>
+  <w:style w:type="paragraph" w:styleId="ListParagraph">
+    <w:name w:val="List Paragraph"/>
+    <w:basedOn w:val="Normal"/>
+    <w:uiPriority w:val="34"/>
+    <w:qFormat/>
+    <w:rsid w:val="00900160"/>
+    <w:pPr>
+      <w:spacing w:before="0" w:after="160"/>
+      <w:ind w:left="720" w:hanging="0"/>
+      <w:contextualSpacing/>
+    </w:pPr>
+    <w:rPr/>
+  </w:style>
+  <w:style w:type="numbering" w:styleId="NoList" w:default="1">
+    <w:name w:val="No List"/>
+    <w:uiPriority w:val="99"/>
+    <w:semiHidden/>
+    <w:unhideWhenUsed/>
+    <w:qFormat/>
+  </w:style>
+  <w:style w:type="table" w:default="1" w:styleId="Normlntabulka">
+    <w:name w:val="Normal Table"/>
+    <w:uiPriority w:val="99"/>
+    <w:semiHidden/>
+    <w:unhideWhenUsed/>
+    <w:tblPr>
+      <w:tblCellMar>
+        <w:top w:w="0" w:type="dxa"/>
+        <w:left w:w="108" w:type="dxa"/>
+        <w:bottom w:w="0" w:type="dxa"/>
+        <w:right w:w="108" w:type="dxa"/>
+      </w:tblCellMar>
+    </w:tblPr>
+  </w:style>
   <w:style w:type="table" w:styleId="Mkatabulky">
     <w:name w:val="Table Grid"/>
     <w:basedOn w:val="Normlntabulka"/>
     <w:uiPriority w:val="39"/>
-    <w:rsid w:val="00C378ED"/>
+    <w:rsid w:val="00c378ed"/>
     <w:pPr>
       <w:spacing w:after="0" w:line="240" w:lineRule="auto"/>
     </w:pPr>
     <w:tblPr>
       <w:tblBorders>
-        <w:top w:val="single" w:sz="4" w:space="0" w:color="auto"/>
-        <w:left w:val="single" w:sz="4" w:space="0" w:color="auto"/>
-        <w:bottom w:val="single" w:sz="4" w:space="0" w:color="auto"/>
-        <w:right w:val="single" w:sz="4" w:space="0" w:color="auto"/>
-        <w:insideH w:val="single" w:sz="4" w:space="0" w:color="auto"/>
-        <w:insideV w:val="single" w:sz="4" w:space="0" w:color="auto"/>
+        <w:top w:val="single" w:color="auto" w:sz="4" w:space="0"/>
+        <w:left w:val="single" w:color="auto" w:sz="4" w:space="0"/>
+        <w:bottom w:val="single" w:color="auto" w:sz="4" w:space="0"/>
+        <w:right w:val="single" w:color="auto" w:sz="4" w:space="0"/>
+        <w:insideH w:val="single" w:color="auto" w:sz="4" w:space="0"/>
+        <w:insideV w:val="single" w:color="auto" w:sz="4" w:space="0"/>
       </w:tblBorders>
     </w:tblPr>
-  </w:style>
-  <w:style w:type="paragraph" w:styleId="Odstavecseseznamem">
-    <w:name w:val="List Paragraph"/>
-    <w:basedOn w:val="Normln"/>
-    <w:uiPriority w:val="34"/>
-    <w:qFormat/>
-    <w:rsid w:val="00900160"/>
-    <w:pPr>
-      <w:ind w:left="720"/>
-      <w:contextualSpacing/>
-    </w:pPr>
-  </w:style>
-  <w:style w:type="character" w:customStyle="1" w:styleId="Nadpis1Char">
-    <w:name w:val="Nadpis 1 Char"/>
-    <w:basedOn w:val="Standardnpsmoodstavce"/>
-    <w:link w:val="Nadpis1"/>
-    <w:uiPriority w:val="9"/>
-    <w:rsid w:val="00900160"/>
-    <w:rPr>
-      <w:rFonts w:asciiTheme="majorHAnsi" w:eastAsiaTheme="majorEastAsia" w:hAnsiTheme="majorHAnsi" w:cstheme="majorBidi"/>
-      <w:color w:val="2F5496" w:themeColor="accent1" w:themeShade="BF"/>
-      <w:sz w:val="32"/>
-      <w:szCs w:val="32"/>
-    </w:rPr>
-  </w:style>
-  <w:style w:type="character" w:customStyle="1" w:styleId="Nadpis2Char">
-    <w:name w:val="Nadpis 2 Char"/>
-    <w:basedOn w:val="Standardnpsmoodstavce"/>
-    <w:link w:val="Nadpis2"/>
-    <w:uiPriority w:val="9"/>
-    <w:rsid w:val="00900160"/>
-    <w:rPr>
-      <w:rFonts w:asciiTheme="majorHAnsi" w:eastAsiaTheme="majorEastAsia" w:hAnsiTheme="majorHAnsi" w:cstheme="majorBidi"/>
-      <w:color w:val="2F5496" w:themeColor="accent1" w:themeShade="BF"/>
-      <w:sz w:val="26"/>
-      <w:szCs w:val="26"/>
-    </w:rPr>
-  </w:style>
-  <w:style w:type="character" w:customStyle="1" w:styleId="Nadpis3Char">
-    <w:name w:val="Nadpis 3 Char"/>
-    <w:basedOn w:val="Standardnpsmoodstavce"/>
-    <w:link w:val="Nadpis3"/>
-    <w:uiPriority w:val="9"/>
-    <w:semiHidden/>
-    <w:rsid w:val="003A191F"/>
-    <w:rPr>
-      <w:rFonts w:asciiTheme="majorHAnsi" w:eastAsiaTheme="majorEastAsia" w:hAnsiTheme="majorHAnsi" w:cstheme="majorBidi"/>
-      <w:color w:val="1F3763" w:themeColor="accent1" w:themeShade="7F"/>
-      <w:sz w:val="24"/>
-      <w:szCs w:val="24"/>
-    </w:rPr>
   </w:style>
 </w:styles>
 </file>
